--- a/courts/fifth-circuit/mississippi/federal/northern-district/motion-brief/usage/OUTPUT-motion-brief.docx
+++ b/courts/fifth-circuit/mississippi/federal/northern-district/motion-brief/usage/OUTPUT-motion-brief.docx
@@ -4,7 +4,8 @@
   <w:body>
     <w:p>
       <w:pPr>
-        <w:spacing w:before="0" w:after="0" w:line="280" w:lineRule="exact"/>
+        <w:spacing w:before="0" w:after="0" w:line="276" w:lineRule="exact"/>
+        <w:ind w:left="0" w:firstLine="0"/>
         <w:jc w:val="center"/>
       </w:pPr>
       <w:r>
@@ -17,7 +18,8 @@
     </w:p>
     <w:p>
       <w:pPr>
-        <w:spacing w:before="0" w:after="0" w:line="280" w:lineRule="exact"/>
+        <w:spacing w:before="0" w:after="0" w:line="276" w:lineRule="exact"/>
+        <w:ind w:left="0" w:firstLine="0"/>
         <w:jc w:val="center"/>
       </w:pPr>
       <w:r>
@@ -30,7 +32,8 @@
     </w:p>
     <w:p>
       <w:pPr>
-        <w:spacing w:before="0" w:after="480" w:line="280" w:lineRule="exact"/>
+        <w:spacing w:before="0" w:after="276" w:line="276" w:lineRule="exact"/>
+        <w:ind w:left="0" w:firstLine="0"/>
         <w:jc w:val="center"/>
       </w:pPr>
       <w:r>
@@ -44,7 +47,6 @@
     <w:tbl>
       <w:tblPr>
         <w:tblW w:w="9360" w:type="dxa"/>
-        <w:tblInd w:w="0" w:type="dxa"/>
         <w:tblBorders>
           <w:top w:val="nil"/>
           <w:left w:val="nil"/>
@@ -55,14 +57,16 @@
         </w:tblBorders>
         <w:tblLayout w:type="fixed"/>
         <w:tblCellMar>
+          <w:top w:w="0" w:type="dxa"/>
           <w:left w:w="0" w:type="dxa"/>
+          <w:bottom w:w="0" w:type="dxa"/>
           <w:right w:w="0" w:type="dxa"/>
         </w:tblCellMar>
+        <w:tblLook w:val="0000" w:firstRow="0" w:lastRow="0" w:firstColumn="0" w:lastColumn="0" w:noHBand="0" w:noVBand="0"/>
       </w:tblPr>
       <w:tblGrid>
         <w:gridCol w:w="4680"/>
-        <w:gridCol w:w="360"/>
-        <w:gridCol w:w="4320"/>
+        <w:gridCol w:w="4680"/>
       </w:tblGrid>
       <w:tr>
         <w:trPr>
@@ -76,21 +80,30 @@
               <w:right w:val="single" w:sz="6" w:space="0" w:color="000000"/>
             </w:tcBorders>
             <w:tcMar>
-              <w:bottom w:w="160" w:type="dxa"/>
               <w:right w:w="240" w:type="dxa"/>
             </w:tcMar>
           </w:tcPr>
           <w:p>
             <w:pPr>
-              <w:spacing w:before="0" w:after="120" w:line="280" w:lineRule="exact"/>
+              <w:spacing w:before="0" w:after="0" w:line="276" w:lineRule="exact"/>
+              <w:ind w:left="0" w:firstLine="0"/>
+              <w:jc w:val="left"/>
             </w:pPr>
             <w:r>
-              <w:t xml:space="preserve">LAUREN STOKES</w:t>
+              <w:t xml:space="preserve">LAUREN</w:t>
+            </w:r>
+            <w:r>
+              <w:t xml:space="preserve"> </w:t>
+            </w:r>
+            <w:r>
+              <w:t xml:space="preserve">STOKES</w:t>
             </w:r>
           </w:p>
           <w:p>
             <w:pPr>
-              <w:spacing w:before="0" w:after="120" w:line="280" w:lineRule="exact"/>
+              <w:spacing w:before="0" w:after="0" w:line="276" w:lineRule="exact"/>
+              <w:ind w:left="0" w:firstLine="0"/>
+              <w:jc w:val="left"/>
             </w:pPr>
             <w:r>
               <w:t xml:space="preserve">Plaintiff,</w:t>
@@ -98,7 +111,9 @@
           </w:p>
           <w:p>
             <w:pPr>
-              <w:spacing w:before="0" w:after="120" w:line="280" w:lineRule="exact"/>
+              <w:spacing w:before="0" w:after="0" w:line="276" w:lineRule="exact"/>
+              <w:ind w:left="0" w:firstLine="0"/>
+              <w:jc w:val="left"/>
             </w:pPr>
             <w:r>
               <w:t xml:space="preserve">v.</w:t>
@@ -106,23 +121,101 @@
           </w:p>
           <w:p>
             <w:pPr>
-              <w:spacing w:before="0" w:after="120" w:line="280" w:lineRule="exact"/>
+              <w:spacing w:before="0" w:after="0" w:line="276" w:lineRule="exact"/>
+              <w:ind w:left="0" w:firstLine="0"/>
+              <w:jc w:val="left"/>
             </w:pPr>
             <w:r>
-              <w:t xml:space="preserve">GLENN BOYCE, CHANCELLOR OF THE UNIVERSITY OF MISSISSIPPI,</w:t>
+              <w:t xml:space="preserve">GLENN</w:t>
+            </w:r>
+            <w:r>
+              <w:t xml:space="preserve"> </w:t>
+            </w:r>
+            <w:r>
+              <w:t xml:space="preserve">BOYCE,</w:t>
+            </w:r>
+            <w:r>
+              <w:t xml:space="preserve"> </w:t>
+            </w:r>
+            <w:r>
+              <w:t xml:space="preserve">CHANCELLOR</w:t>
+            </w:r>
+            <w:r>
+              <w:t xml:space="preserve"> </w:t>
+            </w:r>
+            <w:r>
+              <w:t xml:space="preserve">OF</w:t>
+            </w:r>
+            <w:r>
+              <w:t xml:space="preserve"> </w:t>
+            </w:r>
+            <w:r>
+              <w:t xml:space="preserve">THE</w:t>
+            </w:r>
+            <w:r>
+              <w:t xml:space="preserve"> </w:t>
+            </w:r>
+            <w:r>
+              <w:t xml:space="preserve">UNIVERSITY</w:t>
+            </w:r>
+            <w:r>
+              <w:t xml:space="preserve"> </w:t>
+            </w:r>
+            <w:r>
+              <w:t xml:space="preserve">OF</w:t>
+            </w:r>
+            <w:r>
+              <w:t xml:space="preserve"> </w:t>
+            </w:r>
+            <w:r>
+              <w:t xml:space="preserve">MISSISSIPPI,</w:t>
             </w:r>
           </w:p>
           <w:p>
             <w:pPr>
-              <w:spacing w:before="0" w:after="120" w:line="280" w:lineRule="exact"/>
+              <w:spacing w:before="0" w:after="0" w:line="276" w:lineRule="exact"/>
+              <w:ind w:left="0" w:firstLine="0"/>
+              <w:jc w:val="left"/>
             </w:pPr>
             <w:r>
-              <w:t xml:space="preserve">In his official and personal capacities,</w:t>
+              <w:t xml:space="preserve">In</w:t>
+            </w:r>
+            <w:r>
+              <w:t xml:space="preserve"> </w:t>
+            </w:r>
+            <w:r>
+              <w:t xml:space="preserve">his</w:t>
+            </w:r>
+            <w:r>
+              <w:t xml:space="preserve"> </w:t>
+            </w:r>
+            <w:r>
+              <w:t xml:space="preserve">official</w:t>
+            </w:r>
+            <w:r>
+              <w:t xml:space="preserve"> </w:t>
+            </w:r>
+            <w:r>
+              <w:t xml:space="preserve">and</w:t>
+            </w:r>
+            <w:r>
+              <w:t xml:space="preserve"> </w:t>
+            </w:r>
+            <w:r>
+              <w:t xml:space="preserve">personal</w:t>
+            </w:r>
+            <w:r>
+              <w:t xml:space="preserve"> </w:t>
+            </w:r>
+            <w:r>
+              <w:t xml:space="preserve">capacities,</w:t>
             </w:r>
           </w:p>
           <w:p>
             <w:pPr>
-              <w:spacing w:before="0" w:after="120" w:line="280" w:lineRule="exact"/>
+              <w:spacing w:before="0" w:after="123" w:line="276" w:lineRule="exact"/>
+              <w:ind w:left="0" w:firstLine="0"/>
+              <w:jc w:val="left"/>
             </w:pPr>
             <w:r>
               <w:t xml:space="preserve">Defendant.</w:t>
@@ -131,18 +224,16 @@
         </w:tc>
         <w:tc>
           <w:tcPr>
-            <w:tcW w:w="360" w:type="dxa"/>
-          </w:tcPr>
-          <w:p/>
-        </w:tc>
-        <w:tc>
-          <w:tcPr>
-            <w:tcW w:w="4320" w:type="dxa"/>
+            <w:tcW w:w="4680" w:type="dxa"/>
+            <w:tcMar>
+              <w:left w:w="648" w:type="dxa"/>
+            </w:tcMar>
           </w:tcPr>
           <w:p>
             <w:pPr>
-              <w:spacing w:before="0" w:after="120" w:line="280" w:lineRule="exact"/>
-              <w:ind w:left="288"/>
+              <w:spacing w:before="0" w:after="0" w:line="276" w:lineRule="exact"/>
+              <w:ind w:left="0" w:firstLine="0"/>
+              <w:jc w:val="left"/>
             </w:pPr>
             <w:r>
               <w:t xml:space="preserve">CIVIL ACTION NO.:</w:t>
@@ -150,11 +241,14 @@
           </w:p>
           <w:p>
             <w:pPr>
-              <w:spacing w:before="0" w:after="120" w:line="280" w:lineRule="exact"/>
-              <w:ind w:left="288"/>
+              <w:spacing w:before="0" w:after="0" w:line="276" w:lineRule="exact"/>
+              <w:ind w:left="0" w:firstLine="0"/>
+              <w:jc w:val="left"/>
             </w:pPr>
             <w:r>
-              <w:t xml:space="preserve">3:25-cv-307-GHD-RP</w:t>
+              <w:t xml:space="preserve">3:25-cv</w:t>
+              <w:noBreakHyphen/>
+              <w:t xml:space="preserve">307-GHD-RP</w:t>
             </w:r>
           </w:p>
         </w:tc>
@@ -162,7 +256,10 @@
     </w:tbl>
     <w:p>
       <w:pPr>
-        <w:spacing w:before="480" w:after="480" w:line="480" w:lineRule="exact"/>
+        <w:keepNext/>
+        <w:keepLines/>
+        <w:spacing w:before="276" w:after="0" w:line="552" w:lineRule="exact"/>
+        <w:ind w:left="0" w:firstLine="0"/>
         <w:jc w:val="center"/>
       </w:pPr>
       <w:r>
@@ -170,12 +267,124 @@
           <w:b/>
           <w:bCs/>
         </w:rPr>
-        <w:t xml:space="preserve">DEFENDANT’S BRIEF IN SUPPORT OF HIS MOTION TO DISMISS</w:t>
-      </w:r>
-    </w:p>
-    <w:p>
-      <w:pPr>
-        <w:pStyle w:val="FirstParagraph"/>
+        <w:t xml:space="preserve">DEFENDANT’S</w:t>
+      </w:r>
+      <w:r>
+        <w:rPr>
+          <w:b/>
+          <w:bCs/>
+        </w:rPr>
+        <w:t xml:space="preserve"> </w:t>
+      </w:r>
+      <w:r>
+        <w:rPr>
+          <w:b/>
+          <w:bCs/>
+        </w:rPr>
+        <w:t xml:space="preserve">BRIEF</w:t>
+      </w:r>
+      <w:r>
+        <w:rPr>
+          <w:b/>
+          <w:bCs/>
+        </w:rPr>
+        <w:t xml:space="preserve"> </w:t>
+      </w:r>
+      <w:r>
+        <w:rPr>
+          <w:b/>
+          <w:bCs/>
+        </w:rPr>
+        <w:t xml:space="preserve">IN</w:t>
+      </w:r>
+      <w:r>
+        <w:rPr>
+          <w:b/>
+          <w:bCs/>
+        </w:rPr>
+        <w:t xml:space="preserve"> </w:t>
+      </w:r>
+      <w:r>
+        <w:rPr>
+          <w:b/>
+          <w:bCs/>
+        </w:rPr>
+        <w:t xml:space="preserve">SUPPORT</w:t>
+      </w:r>
+      <w:r>
+        <w:rPr>
+          <w:b/>
+          <w:bCs/>
+        </w:rPr>
+        <w:t xml:space="preserve"> </w:t>
+      </w:r>
+      <w:r>
+        <w:rPr>
+          <w:b/>
+          <w:bCs/>
+        </w:rPr>
+        <w:t xml:space="preserve">OF</w:t>
+      </w:r>
+      <w:r>
+        <w:rPr>
+          <w:b/>
+          <w:bCs/>
+        </w:rPr>
+        <w:t xml:space="preserve"> </w:t>
+      </w:r>
+      <w:r>
+        <w:rPr>
+          <w:b/>
+          <w:bCs/>
+        </w:rPr>
+        <w:t xml:space="preserve">HIS</w:t>
+      </w:r>
+      <w:r>
+        <w:rPr>
+          <w:b/>
+          <w:bCs/>
+        </w:rPr>
+        <w:t xml:space="preserve"> </w:t>
+      </w:r>
+      <w:r>
+        <w:rPr>
+          <w:b/>
+          <w:bCs/>
+        </w:rPr>
+        <w:t xml:space="preserve">MOTION</w:t>
+      </w:r>
+      <w:r>
+        <w:rPr>
+          <w:b/>
+          <w:bCs/>
+        </w:rPr>
+        <w:t xml:space="preserve"> </w:t>
+      </w:r>
+      <w:r>
+        <w:rPr>
+          <w:b/>
+          <w:bCs/>
+        </w:rPr>
+        <w:t xml:space="preserve">TO</w:t>
+      </w:r>
+      <w:r>
+        <w:rPr>
+          <w:b/>
+          <w:bCs/>
+        </w:rPr>
+        <w:t xml:space="preserve"> </w:t>
+      </w:r>
+      <w:r>
+        <w:rPr>
+          <w:b/>
+          <w:bCs/>
+        </w:rPr>
+        <w:t xml:space="preserve">DISMISS</w:t>
+      </w:r>
+    </w:p>
+    <w:p>
+      <w:pPr>
+        <w:pStyle w:val="BodyText"/>
       </w:pPr>
       <w:r>
         <w:t xml:space="preserve">This Court should dismiss Plaintiff Lauren Stokes’ First Amendment retaliation claim at this early stage because her allegations reflect the immediate disruption caused by her social media post in the aftermath of Charlie Kirk’s death. This is not the ordinary case that requires a more factually developed record before the Court conducts a</w:t>
@@ -202,7 +411,7 @@
         <w:pStyle w:val="BodyText"/>
       </w:pPr>
       <w:r>
-        <w:t xml:space="preserve">Immediately after her social media post went viral, the Plaintiff and the University realized that Plaintiff could not perform her job responsibilities, and the University concluded that her continued employment would inevitably disrupt the University’s operations. Contrary to Plaintiff’s belief that the University must “show the speech disrupted its actual operations” (Am. Compl., at ¶¶ 45 and 47 [Doc. 3]), the law does not require the University to await the overflow onto campus of the same disruption Plaintiff experienced. With a campus full of thousands of employees and students to run, the University could not otherwise afford to have its internal operations crippled by the wave of threats and other disruption that erupted from Plaintiff’s post. Accordingly, the University terminated Plaintiff’s employment.</w:t>
+        <w:t xml:space="preserve">Immediately after her social media post went viral, the Plaintiff and the University realized that Plaintiff could not perform her job responsibilities, and the University concluded that her continued employment would inevitably disrupt the University’s operations. Contrary to Plaintiff’s belief that the University must “show the speech disrupted its actual operations” (Am. Compl., at ¶¶ 45 and 47 [Doc. 3]), the law does not require the University to await the overflow onto campus of the same disruption Plaintiff experienced. With a campus full of thousands of employees and students to run, the University could not otherwise afford to have its internal operations crippled by the wave of threats and other disruption that erupted from Plaintiff’s post. Accordingly, the University terminated Plaintiff’s employment.</w:t>
       </w:r>
     </w:p>
     <w:p>
@@ -216,17 +425,26 @@
     <w:p>
       <w:pPr>
         <w:pStyle w:val="Heading1"/>
-      </w:pPr>
-      <w:r>
+        <w:keepNext/>
+        <w:keepLines/>
+        <w:spacing w:before="0" w:after="0" w:line="552" w:lineRule="exact"/>
+        <w:ind w:left="0" w:firstLine="0"/>
+        <w:jc w:val="center"/>
+      </w:pPr>
+      <w:r>
+        <w:rPr>
+          <w:b/>
+          <w:bCs/>
+        </w:rPr>
         <w:t xml:space="preserve">FACTS</w:t>
       </w:r>
     </w:p>
     <w:p>
       <w:pPr>
-        <w:pStyle w:val="FirstParagraph"/>
-      </w:pPr>
-      <w:r>
-        <w:t xml:space="preserve">After the death of podcaster Charlie Kirk on September 10, 2025, Plaintiff reposted an Instagram post stating that Kirk was a “[white] supremacist and reimagined Klan member[]” and that the original poster had “no prayers to offer Kirk or respectable statements against violence.” Am. Compl., at ¶¶ 13 and 15 [Doc. 3]. Kirk was scheduled to speak at the University on October 29, 2025, in an event jointly hosted by Turning Point USA at Ole Miss (a registered student organization) and the Declaration of Independence Center for the Study of American Freedom.</w:t>
+        <w:pStyle w:val="BodyText"/>
+      </w:pPr>
+      <w:r>
+        <w:t xml:space="preserve">After the death of podcaster Charlie Kirk on September 10, 2025, Plaintiff reposted an Instagram post stating that Kirk was a “[white] supremacist and reimagined Klan member[]” and that the original poster had “no prayers to offer Kirk or respectable statements against violence.” Am. Compl., at ¶¶ 13 and 15 [Doc. 3]. Kirk was scheduled to speak at the University on October 29, 2025, in an event jointly hosted by Turning Point USA at Ole Miss (a registered student organization) and the Declaration of Independence Center for the Study of American Freedom.</w:t>
       </w:r>
       <w:r>
         <w:t xml:space="preserve"> </w:t>
@@ -239,7 +457,7 @@
         <w:t xml:space="preserve">See Charlie Kirk: The American Comeback Tour</w:t>
       </w:r>
       <w:r>
-        <w:t xml:space="preserve">, https://eventcalendar.olemiss.edu/event/charlie-kirk-hosted-by-the-tpusa-chapter-at-university-of-mississippi-ole-miss-the-american-comeback-tour (last accessed Dec. 1, 2025).</w:t>
+        <w:t xml:space="preserve">, https:/​/eventcalendar.olemiss.edu/​event/​charlie-kirk-hosted-by-the-tpusa-chapter-at-university-of-mississippi-ole-miss-the-american-comeback-tour (last accessed Dec. 1, 2025).</w:t>
       </w:r>
       <w:r>
         <w:rPr>
@@ -253,7 +471,7 @@
         <w:pStyle w:val="BodyText"/>
       </w:pPr>
       <w:r>
-        <w:t xml:space="preserve">Plaintiff’s Instagram repost caused such immediate disruption in her own life that she removed it the same evening and posted that she made her earlier post “in a heated moment” and “I apologize to those I have offended and look forward to getting off the internet to reevaluate kindness, privacy, and respect for all.” Am. Compl., at ¶ 16 [Doc. 3]. Specifically, Plaintiff’s Instagram repost caused an online attack on her and threats to her physical safety.</w:t>
+        <w:t xml:space="preserve">Plaintiff’s Instagram repost caused such immediate disruption in her own life that she removed it the same evening and posted that she made her earlier post “in a heated moment” and “I apologize to those I have offended and look forward to getting off the internet to reevaluate kindness, privacy, and respect for all.” Am. Compl., at ¶ 16 [Doc. 3]. Specifically, Plaintiff’s Instagram repost caused an online attack on her and threats to her physical safety.</w:t>
       </w:r>
       <w:r>
         <w:t xml:space="preserve"> </w:t>
@@ -269,7 +487,7 @@
         <w:t xml:space="preserve"> </w:t>
       </w:r>
       <w:r>
-        <w:t xml:space="preserve">at ¶¶ 19, 68 and 69. In fact, Plaintiff grew so concerned for her own safety that she “sought guidance” from University’s Human Resources Department and the University Police Department first thing the next morning.</w:t>
+        <w:t xml:space="preserve">at ¶¶ 19, 68 and 69. In fact, Plaintiff grew so concerned for her own safety that she “sought guidance” from University’s Human Resources Department and the University Police Department first thing the next morning.</w:t>
       </w:r>
       <w:r>
         <w:t xml:space="preserve"> </w:t>
@@ -285,7 +503,7 @@
         <w:t xml:space="preserve"> </w:t>
       </w:r>
       <w:r>
-        <w:t xml:space="preserve">at ¶ 19. The University, immediately recognizing the seriousness of the situation, expressed sympathy to Plaintiff and made her feel protected.</w:t>
+        <w:t xml:space="preserve">at ¶ 19. The University, immediately recognizing the seriousness of the situation, expressed sympathy to Plaintiff and made her feel protected.</w:t>
       </w:r>
       <w:r>
         <w:t xml:space="preserve"> </w:t>
@@ -301,7 +519,7 @@
         <w:t xml:space="preserve"> </w:t>
       </w:r>
       <w:r>
-        <w:t xml:space="preserve">at ¶ 22. The University’s police department even met with Plaintiff and counseled her to ask the Oxford Police Department to monitor her restaurant.</w:t>
+        <w:t xml:space="preserve">at ¶ 22. The University’s police department even met with Plaintiff and counseled her to ask the Oxford Police Department to monitor her restaurant.</w:t>
       </w:r>
       <w:r>
         <w:t xml:space="preserve"> </w:t>
@@ -317,7 +535,7 @@
         <w:t xml:space="preserve"> </w:t>
       </w:r>
       <w:r>
-        <w:t xml:space="preserve">at ¶ 19.</w:t>
+        <w:t xml:space="preserve">at ¶ 19.</w:t>
       </w:r>
       <w:r>
         <w:rPr>
@@ -347,7 +565,7 @@
         <w:t xml:space="preserve"> </w:t>
       </w:r>
       <w:r>
-        <w:t xml:space="preserve">at ¶ 68. In fact, Plaintiff so feared for her safety that she left town and closed her restaurant for two weeks.</w:t>
+        <w:t xml:space="preserve">at ¶ 68. In fact, Plaintiff so feared for her safety that she left town and closed her restaurant for two weeks.</w:t>
       </w:r>
       <w:r>
         <w:t xml:space="preserve"> </w:t>
@@ -363,7 +581,7 @@
         <w:t xml:space="preserve"> </w:t>
       </w:r>
       <w:r>
-        <w:t xml:space="preserve">at ¶ 69. The University, however, could not close and escape like Plaintiff did when the disruption spilled over to the University. Thus, the University made the best decision under these dire circumstances: terminate Plaintiff’s employment and prevent the disruption faced by Plaintiff from further manifesting on campus.</w:t>
+        <w:t xml:space="preserve">at ¶ 69. The University, however, could not close and escape like Plaintiff did when the disruption spilled over to the University. Thus, the University made the best decision under these dire circumstances: terminate Plaintiff’s employment and prevent the disruption faced by Plaintiff from further manifesting on campus.</w:t>
       </w:r>
     </w:p>
     <w:p>
@@ -383,7 +601,7 @@
         <w:t xml:space="preserve"> </w:t>
       </w:r>
       <w:r>
-        <w:t xml:space="preserve">Plaintiff then left campus and “communicated the seriousness” of the situation to her husband. Am. Compl., at ¶ 21 [Doc. 3]. The University asked for Plaintiff’s resignation that same morning. After receiving no response from Plaintiff, it terminated her employment around 12:50 p.m.</w:t>
+        <w:t xml:space="preserve">Plaintiff then left campus and “communicated the seriousness” of the situation to her husband. Am. Compl., at ¶ 21 [Doc. 3]. The University asked for Plaintiff’s resignation that same morning. After receiving no response from Plaintiff, it terminated her employment around 12:50 p.m.</w:t>
       </w:r>
       <w:r>
         <w:t xml:space="preserve"> </w:t>
@@ -399,7 +617,13 @@
         <w:t xml:space="preserve"> </w:t>
       </w:r>
       <w:r>
-        <w:t xml:space="preserve">at ¶¶ 23-25. Shortly thereafter, the University published a statement announcing that the University no longer employed the staff member who had reposted the message about Charlie Kirk.</w:t>
+        <w:t xml:space="preserve">at ¶¶ 23</w:t>
+      </w:r>
+      <w:r>
+        <w:noBreakHyphen/>
+      </w:r>
+      <w:r>
+        <w:t xml:space="preserve">25. Shortly thereafter, the University published a statement announcing that the University no longer employed the staff member who had reposted the message about Charlie Kirk.</w:t>
       </w:r>
       <w:r>
         <w:t xml:space="preserve"> </w:t>
@@ -415,23 +639,32 @@
         <w:t xml:space="preserve"> </w:t>
       </w:r>
       <w:r>
-        <w:t xml:space="preserve">at ¶ 26.</w:t>
+        <w:t xml:space="preserve">at ¶ 26.</w:t>
       </w:r>
     </w:p>
     <w:p>
       <w:pPr>
         <w:pStyle w:val="Heading1"/>
-      </w:pPr>
-      <w:r>
+        <w:keepNext/>
+        <w:keepLines/>
+        <w:spacing w:before="0" w:after="0" w:line="552" w:lineRule="exact"/>
+        <w:ind w:left="0" w:firstLine="0"/>
+        <w:jc w:val="center"/>
+      </w:pPr>
+      <w:r>
+        <w:rPr>
+          <w:b/>
+          <w:bCs/>
+        </w:rPr>
         <w:t xml:space="preserve">STANDARD</w:t>
       </w:r>
     </w:p>
     <w:p>
       <w:pPr>
-        <w:pStyle w:val="FirstParagraph"/>
-      </w:pPr>
-      <w:r>
-        <w:t xml:space="preserve">A Rule 12(b)(1) motion challenges the plaintiff’s invocation of federal subject matter jurisdiction.</w:t>
+        <w:pStyle w:val="BodyText"/>
+      </w:pPr>
+      <w:r>
+        <w:t xml:space="preserve">A Rule 12(b)⁠(1) motion challenges the plaintiff’s invocation of federal subject matter jurisdiction.</w:t>
       </w:r>
       <w:r>
         <w:t xml:space="preserve"> </w:t>
@@ -478,7 +711,7 @@
         <w:pStyle w:val="BodyText"/>
       </w:pPr>
       <w:r>
-        <w:t xml:space="preserve">Rule 12(b)(6) authorizes dismissal for failure to state a claim. “To avoid dismissal, ‘a complaint must contain sufficient factual matter, accepted as true, to state a claim to relief that is plausible on its face.’”</w:t>
+        <w:t xml:space="preserve">Rule 12(b)⁠(6) authorizes dismissal for failure to state a claim. “To avoid dismissal, ‘a complaint must contain sufficient factual matter, accepted as true, to state a claim to relief that is plausible on its face.’”</w:t>
       </w:r>
       <w:r>
         <w:t xml:space="preserve"> </w:t>
@@ -575,22 +808,166 @@
     <w:p>
       <w:pPr>
         <w:pStyle w:val="Heading1"/>
-      </w:pPr>
-      <w:r>
+        <w:keepNext/>
+        <w:keepLines/>
+        <w:spacing w:before="0" w:after="0" w:line="552" w:lineRule="exact"/>
+        <w:ind w:left="0" w:firstLine="0"/>
+        <w:jc w:val="center"/>
+      </w:pPr>
+      <w:r>
+        <w:rPr>
+          <w:b/>
+          <w:bCs/>
+        </w:rPr>
         <w:t xml:space="preserve">ARGUMENT</w:t>
       </w:r>
     </w:p>
     <w:p>
       <w:pPr>
         <w:pStyle w:val="Heading2"/>
-      </w:pPr>
-      <w:r>
-        <w:t xml:space="preserve">1. The Chancellor is immune from certain of Plaintiff’s claims.</w:t>
-      </w:r>
-    </w:p>
-    <w:p>
-      <w:pPr>
-        <w:pStyle w:val="FirstParagraph"/>
+        <w:keepNext/>
+        <w:keepLines/>
+        <w:spacing w:before="0" w:after="0" w:line="552" w:lineRule="exact"/>
+        <w:ind w:left="0" w:firstLine="0"/>
+        <w:jc w:val="left"/>
+      </w:pPr>
+      <w:r>
+        <w:rPr>
+          <w:b/>
+          <w:bCs/>
+        </w:rPr>
+        <w:t xml:space="preserve">1.</w:t>
+      </w:r>
+      <w:r>
+        <w:rPr>
+          <w:b/>
+          <w:bCs/>
+        </w:rPr>
+        <w:t xml:space="preserve"> </w:t>
+      </w:r>
+      <w:r>
+        <w:rPr>
+          <w:b/>
+          <w:bCs/>
+        </w:rPr>
+        <w:t xml:space="preserve">The</w:t>
+      </w:r>
+      <w:r>
+        <w:rPr>
+          <w:b/>
+          <w:bCs/>
+        </w:rPr>
+        <w:t xml:space="preserve"> </w:t>
+      </w:r>
+      <w:r>
+        <w:rPr>
+          <w:b/>
+          <w:bCs/>
+        </w:rPr>
+        <w:t xml:space="preserve">Chancellor</w:t>
+      </w:r>
+      <w:r>
+        <w:rPr>
+          <w:b/>
+          <w:bCs/>
+        </w:rPr>
+        <w:t xml:space="preserve"> </w:t>
+      </w:r>
+      <w:r>
+        <w:rPr>
+          <w:b/>
+          <w:bCs/>
+        </w:rPr>
+        <w:t xml:space="preserve">is</w:t>
+      </w:r>
+      <w:r>
+        <w:rPr>
+          <w:b/>
+          <w:bCs/>
+        </w:rPr>
+        <w:t xml:space="preserve"> </w:t>
+      </w:r>
+      <w:r>
+        <w:rPr>
+          <w:b/>
+          <w:bCs/>
+        </w:rPr>
+        <w:t xml:space="preserve">immune</w:t>
+      </w:r>
+      <w:r>
+        <w:rPr>
+          <w:b/>
+          <w:bCs/>
+        </w:rPr>
+        <w:t xml:space="preserve"> </w:t>
+      </w:r>
+      <w:r>
+        <w:rPr>
+          <w:b/>
+          <w:bCs/>
+        </w:rPr>
+        <w:t xml:space="preserve">from</w:t>
+      </w:r>
+      <w:r>
+        <w:rPr>
+          <w:b/>
+          <w:bCs/>
+        </w:rPr>
+        <w:t xml:space="preserve"> </w:t>
+      </w:r>
+      <w:r>
+        <w:rPr>
+          <w:b/>
+          <w:bCs/>
+        </w:rPr>
+        <w:t xml:space="preserve">certain</w:t>
+      </w:r>
+      <w:r>
+        <w:rPr>
+          <w:b/>
+          <w:bCs/>
+        </w:rPr>
+        <w:t xml:space="preserve"> </w:t>
+      </w:r>
+      <w:r>
+        <w:rPr>
+          <w:b/>
+          <w:bCs/>
+        </w:rPr>
+        <w:t xml:space="preserve">of</w:t>
+      </w:r>
+      <w:r>
+        <w:rPr>
+          <w:b/>
+          <w:bCs/>
+        </w:rPr>
+        <w:t xml:space="preserve"> </w:t>
+      </w:r>
+      <w:r>
+        <w:rPr>
+          <w:b/>
+          <w:bCs/>
+        </w:rPr>
+        <w:t xml:space="preserve">Plaintiff’s</w:t>
+      </w:r>
+      <w:r>
+        <w:rPr>
+          <w:b/>
+          <w:bCs/>
+        </w:rPr>
+        <w:t xml:space="preserve"> </w:t>
+      </w:r>
+      <w:r>
+        <w:rPr>
+          <w:b/>
+          <w:bCs/>
+        </w:rPr>
+        <w:t xml:space="preserve">claims.</w:t>
+      </w:r>
+    </w:p>
+    <w:p>
+      <w:pPr>
+        <w:pStyle w:val="BodyText"/>
       </w:pPr>
       <w:r>
         <w:t xml:space="preserve">In his official capacity, the Chancellor is immune from Plaintiff’s claims for money damages. The Eleventh Amendment provides that: “The judicial power of the United States shall not be construed to extend to any suit in law or equity, commenced or prosecuted against one of the United States by Citizens of another State, or by Citizens or Subjects of any Foreign State.” U.S. CONST. AMEND. XI. The Amendment “grants a State immunity from suit in federal court by citizens of other States, and by its own citizens as well.”</w:t>
@@ -619,7 +996,13 @@
         <w:t xml:space="preserve">See Doe v. Univ. of Miss.</w:t>
       </w:r>
       <w:r>
-        <w:t xml:space="preserve">, 361 F. Supp. 3d 597, 604-06 (S.D. Miss. 2019) (dismissing Section 1983 and breach of contract claims against University of Mississippi due to Eleventh Amendment immunity).</w:t>
+        <w:t xml:space="preserve">, 361 F. Supp. 3d 597, 604</w:t>
+      </w:r>
+      <w:r>
+        <w:noBreakHyphen/>
+      </w:r>
+      <w:r>
+        <w:t xml:space="preserve">06 (S.D. Miss. 2019) (dismissing Section 1983 and breach of contract claims against University of Mississippi due to Eleventh Amendment immunity).</w:t>
       </w:r>
     </w:p>
     <w:p>
@@ -705,7 +1088,13 @@
         <w:t xml:space="preserve">Papasan v. Allain</w:t>
       </w:r>
       <w:r>
-        <w:t xml:space="preserve">, 478 U.S. 265, 277-78 (1986)). A request for declaratory judgment that the Chancellor violated Plaintiff’s First Amendment rights is “fundamentally retrospective because it does not relate to an ongoing violation of [Plaintiff’s] federal rights; instead, it pertains to [her] termination.”</w:t>
+        <w:t xml:space="preserve">, 478 U.S. 265, 277</w:t>
+      </w:r>
+      <w:r>
+        <w:noBreakHyphen/>
+      </w:r>
+      <w:r>
+        <w:t xml:space="preserve">78 (1986)). A request for declaratory judgment that the Chancellor violated Plaintiff’s First Amendment rights is “fundamentally retrospective because it does not relate to an ongoing violation of [Plaintiff’s] federal rights; instead, it pertains to [her] termination.”</w:t>
       </w:r>
       <w:r>
         <w:t xml:space="preserve"> </w:t>
@@ -726,7 +1115,7 @@
         <w:pStyle w:val="BodyText"/>
       </w:pPr>
       <w:r>
-        <w:t xml:space="preserve">The Chancellor is also not a “person” for purposes of Section 1983 in his official capacity. Section 1983 provides that “[e]very person who, under color of any statute, ordinance, regulation, custom, or usage, of any State or Territory or the District of Columbia, subjects or causes to be subjected, any citizen of the United State or other person within the jurisdiction thereof to the deprivation of any rights, privileges, or immunities secured by the Constitution and laws, shall be liable to the party injured in an action at law, suit in equity, or other proper proceeding for redress . . . .” 42 U.S.C. § 1983. Neither a State, an arm of the State, nor an individual employed by such entity acting in his or her official capacity is considered a “person” acting under color of law.</w:t>
+        <w:t xml:space="preserve">The Chancellor is also not a “person” for purposes of Section 1983 in his official capacity. Section 1983 provides that “[e]very person who, under color of any statute, ordinance, regulation, custom, or usage, of any State or Territory or the District of Columbia, subjects or causes to be subjected, any citizen of the United State or other person within the jurisdiction thereof to the deprivation of any rights, privileges, or immunities secured by the Constitution and laws, shall be liable to the party injured in an action at law, suit in equity, or other proper proceeding for redress . . . .” 42 U.S.C. § 1983. Neither a State, an arm of the State, nor an individual employed by such entity acting in his or her official capacity is considered a “person” acting under color of law.</w:t>
       </w:r>
       <w:r>
         <w:t xml:space="preserve"> </w:t>
@@ -779,14 +1168,163 @@
     <w:p>
       <w:pPr>
         <w:pStyle w:val="Heading2"/>
-      </w:pPr>
-      <w:r>
-        <w:t xml:space="preserve">2. The Complaint fails to allege a plausible First Amendment Claim.</w:t>
-      </w:r>
-    </w:p>
-    <w:p>
-      <w:pPr>
-        <w:pStyle w:val="FirstParagraph"/>
+        <w:keepNext/>
+        <w:keepLines/>
+        <w:spacing w:before="0" w:after="0" w:line="552" w:lineRule="exact"/>
+        <w:ind w:left="0" w:firstLine="0"/>
+        <w:jc w:val="left"/>
+      </w:pPr>
+      <w:r>
+        <w:rPr>
+          <w:b/>
+          <w:bCs/>
+        </w:rPr>
+        <w:t xml:space="preserve">2.</w:t>
+      </w:r>
+      <w:r>
+        <w:rPr>
+          <w:b/>
+          <w:bCs/>
+        </w:rPr>
+        <w:t xml:space="preserve"> </w:t>
+      </w:r>
+      <w:r>
+        <w:rPr>
+          <w:b/>
+          <w:bCs/>
+        </w:rPr>
+        <w:t xml:space="preserve">The</w:t>
+      </w:r>
+      <w:r>
+        <w:rPr>
+          <w:b/>
+          <w:bCs/>
+        </w:rPr>
+        <w:t xml:space="preserve"> </w:t>
+      </w:r>
+      <w:r>
+        <w:rPr>
+          <w:b/>
+          <w:bCs/>
+        </w:rPr>
+        <w:t xml:space="preserve">Complaint</w:t>
+      </w:r>
+      <w:r>
+        <w:rPr>
+          <w:b/>
+          <w:bCs/>
+        </w:rPr>
+        <w:t xml:space="preserve"> </w:t>
+      </w:r>
+      <w:r>
+        <w:rPr>
+          <w:b/>
+          <w:bCs/>
+        </w:rPr>
+        <w:t xml:space="preserve">fails</w:t>
+      </w:r>
+      <w:r>
+        <w:rPr>
+          <w:b/>
+          <w:bCs/>
+        </w:rPr>
+        <w:t xml:space="preserve"> </w:t>
+      </w:r>
+      <w:r>
+        <w:rPr>
+          <w:b/>
+          <w:bCs/>
+        </w:rPr>
+        <w:t xml:space="preserve">to</w:t>
+      </w:r>
+      <w:r>
+        <w:rPr>
+          <w:b/>
+          <w:bCs/>
+        </w:rPr>
+        <w:t xml:space="preserve"> </w:t>
+      </w:r>
+      <w:r>
+        <w:rPr>
+          <w:b/>
+          <w:bCs/>
+        </w:rPr>
+        <w:t xml:space="preserve">allege</w:t>
+      </w:r>
+      <w:r>
+        <w:rPr>
+          <w:b/>
+          <w:bCs/>
+        </w:rPr>
+        <w:t xml:space="preserve"> </w:t>
+      </w:r>
+      <w:r>
+        <w:rPr>
+          <w:b/>
+          <w:bCs/>
+        </w:rPr>
+        <w:t xml:space="preserve">a</w:t>
+      </w:r>
+      <w:r>
+        <w:rPr>
+          <w:b/>
+          <w:bCs/>
+        </w:rPr>
+        <w:t xml:space="preserve"> </w:t>
+      </w:r>
+      <w:r>
+        <w:rPr>
+          <w:b/>
+          <w:bCs/>
+        </w:rPr>
+        <w:t xml:space="preserve">plausible</w:t>
+      </w:r>
+      <w:r>
+        <w:rPr>
+          <w:b/>
+          <w:bCs/>
+        </w:rPr>
+        <w:t xml:space="preserve"> </w:t>
+      </w:r>
+      <w:r>
+        <w:rPr>
+          <w:b/>
+          <w:bCs/>
+        </w:rPr>
+        <w:t xml:space="preserve">First</w:t>
+      </w:r>
+      <w:r>
+        <w:rPr>
+          <w:b/>
+          <w:bCs/>
+        </w:rPr>
+        <w:t xml:space="preserve"> </w:t>
+      </w:r>
+      <w:r>
+        <w:rPr>
+          <w:b/>
+          <w:bCs/>
+        </w:rPr>
+        <w:t xml:space="preserve">Amendment</w:t>
+      </w:r>
+      <w:r>
+        <w:rPr>
+          <w:b/>
+          <w:bCs/>
+        </w:rPr>
+        <w:t xml:space="preserve"> </w:t>
+      </w:r>
+      <w:r>
+        <w:rPr>
+          <w:b/>
+          <w:bCs/>
+        </w:rPr>
+        <w:t xml:space="preserve">Claim.</w:t>
+      </w:r>
+    </w:p>
+    <w:p>
+      <w:pPr>
+        <w:pStyle w:val="BodyText"/>
       </w:pPr>
       <w:r>
         <w:t xml:space="preserve">A government employee’s First Amendment claim has five elements. First, there is the threshold question of whether the employee spoke as a citizen or pursuant to her official duties.</w:t>
@@ -1088,7 +1626,13 @@
         <w:pStyle w:val="BodyText"/>
       </w:pPr>
       <w:r>
-        <w:t xml:space="preserve">Plaintiff has failed to plausibly allege that her private interests outweigh the University’s interest in efficiency in the workplace. Taking her allegations as true, Plaintiff reposted controversial statements about a recently killed public figure to a public or semi-public audience. These statements immediately elicited a negative reaction, which led to her deleting the post, publicly apologizing, and “getting off the internet.” By the next morning, the reaction to her post had escalated to the point that she could not perform her regular job duties and instead sought guidance from the University’s HR and police departments. The University placed her on administrative leave because of the “seriousness” of the situation, a decision which she notably does not challenge in this lawsuit and with which she apparently agreed at the time. Am. Compl., at ¶¶ 19-22 [Doc. 3]. Plaintiff’s allegations establish that her Instagram post generated controversy, impeded her duties, and impacted her department’s operations.</w:t>
+        <w:t xml:space="preserve">Plaintiff has failed to plausibly allege that her private interests outweigh the University’s interest in efficiency in the workplace. Taking her allegations as true, Plaintiff reposted controversial statements about a recently killed public figure to a public or semi-public audience. These statements immediately elicited a negative reaction, which led to her deleting the post, publicly apologizing, and “getting off the internet.” By the next morning, the reaction to her post had escalated to the point that she could not perform her regular job duties and instead sought guidance from the University’s HR and police departments. The University placed her on administrative leave because of the “seriousness” of the situation, a decision which she notably does not challenge in this lawsuit and with which she apparently agreed at the time. Am. Compl., at ¶¶ 19</w:t>
+      </w:r>
+      <w:r>
+        <w:noBreakHyphen/>
+      </w:r>
+      <w:r>
+        <w:t xml:space="preserve">22 [Doc. 3]. Plaintiff’s allegations establish that her Instagram post generated controversy, impeded her duties, and impacted her department’s operations.</w:t>
       </w:r>
     </w:p>
     <w:p>
@@ -1149,14 +1693,177 @@
     <w:p>
       <w:pPr>
         <w:pStyle w:val="Heading2"/>
-      </w:pPr>
-      <w:r>
-        <w:t xml:space="preserve">3. The Chancellor is entitled to qualified immunity in his individual capacity.</w:t>
-      </w:r>
-    </w:p>
-    <w:p>
-      <w:pPr>
-        <w:pStyle w:val="FirstParagraph"/>
+        <w:keepNext/>
+        <w:keepLines/>
+        <w:spacing w:before="0" w:after="0" w:line="552" w:lineRule="exact"/>
+        <w:ind w:left="0" w:firstLine="0"/>
+        <w:jc w:val="left"/>
+      </w:pPr>
+      <w:r>
+        <w:rPr>
+          <w:b/>
+          <w:bCs/>
+        </w:rPr>
+        <w:t xml:space="preserve">3.</w:t>
+      </w:r>
+      <w:r>
+        <w:rPr>
+          <w:b/>
+          <w:bCs/>
+        </w:rPr>
+        <w:t xml:space="preserve"> </w:t>
+      </w:r>
+      <w:r>
+        <w:rPr>
+          <w:b/>
+          <w:bCs/>
+        </w:rPr>
+        <w:t xml:space="preserve">The</w:t>
+      </w:r>
+      <w:r>
+        <w:rPr>
+          <w:b/>
+          <w:bCs/>
+        </w:rPr>
+        <w:t xml:space="preserve"> </w:t>
+      </w:r>
+      <w:r>
+        <w:rPr>
+          <w:b/>
+          <w:bCs/>
+        </w:rPr>
+        <w:t xml:space="preserve">Chancellor</w:t>
+      </w:r>
+      <w:r>
+        <w:rPr>
+          <w:b/>
+          <w:bCs/>
+        </w:rPr>
+        <w:t xml:space="preserve"> </w:t>
+      </w:r>
+      <w:r>
+        <w:rPr>
+          <w:b/>
+          <w:bCs/>
+        </w:rPr>
+        <w:t xml:space="preserve">is</w:t>
+      </w:r>
+      <w:r>
+        <w:rPr>
+          <w:b/>
+          <w:bCs/>
+        </w:rPr>
+        <w:t xml:space="preserve"> </w:t>
+      </w:r>
+      <w:r>
+        <w:rPr>
+          <w:b/>
+          <w:bCs/>
+        </w:rPr>
+        <w:t xml:space="preserve">entitled</w:t>
+      </w:r>
+      <w:r>
+        <w:rPr>
+          <w:b/>
+          <w:bCs/>
+        </w:rPr>
+        <w:t xml:space="preserve"> </w:t>
+      </w:r>
+      <w:r>
+        <w:rPr>
+          <w:b/>
+          <w:bCs/>
+        </w:rPr>
+        <w:t xml:space="preserve">to</w:t>
+      </w:r>
+      <w:r>
+        <w:rPr>
+          <w:b/>
+          <w:bCs/>
+        </w:rPr>
+        <w:t xml:space="preserve"> </w:t>
+      </w:r>
+      <w:r>
+        <w:rPr>
+          <w:b/>
+          <w:bCs/>
+        </w:rPr>
+        <w:t xml:space="preserve">qualified</w:t>
+      </w:r>
+      <w:r>
+        <w:rPr>
+          <w:b/>
+          <w:bCs/>
+        </w:rPr>
+        <w:t xml:space="preserve"> </w:t>
+      </w:r>
+      <w:r>
+        <w:rPr>
+          <w:b/>
+          <w:bCs/>
+        </w:rPr>
+        <w:t xml:space="preserve">immunity</w:t>
+      </w:r>
+      <w:r>
+        <w:rPr>
+          <w:b/>
+          <w:bCs/>
+        </w:rPr>
+        <w:t xml:space="preserve"> </w:t>
+      </w:r>
+      <w:r>
+        <w:rPr>
+          <w:b/>
+          <w:bCs/>
+        </w:rPr>
+        <w:t xml:space="preserve">in</w:t>
+      </w:r>
+      <w:r>
+        <w:rPr>
+          <w:b/>
+          <w:bCs/>
+        </w:rPr>
+        <w:t xml:space="preserve"> </w:t>
+      </w:r>
+      <w:r>
+        <w:rPr>
+          <w:b/>
+          <w:bCs/>
+        </w:rPr>
+        <w:t xml:space="preserve">his</w:t>
+      </w:r>
+      <w:r>
+        <w:rPr>
+          <w:b/>
+          <w:bCs/>
+        </w:rPr>
+        <w:t xml:space="preserve"> </w:t>
+      </w:r>
+      <w:r>
+        <w:rPr>
+          <w:b/>
+          <w:bCs/>
+        </w:rPr>
+        <w:t xml:space="preserve">individual</w:t>
+      </w:r>
+      <w:r>
+        <w:rPr>
+          <w:b/>
+          <w:bCs/>
+        </w:rPr>
+        <w:t xml:space="preserve"> </w:t>
+      </w:r>
+      <w:r>
+        <w:rPr>
+          <w:b/>
+          <w:bCs/>
+        </w:rPr>
+        <w:t xml:space="preserve">capacity.</w:t>
+      </w:r>
+    </w:p>
+    <w:p>
+      <w:pPr>
+        <w:pStyle w:val="BodyText"/>
       </w:pPr>
       <w:r>
         <w:t xml:space="preserve">Even if Plaintiff could state a plausible First Amendment claim, the qualified immunity defense prevents pursuit of that claim against the Chancellor in his individual capacity. Designed to protect “all but the plainly incompetent or those who knowingly violate the law,”</w:t>
@@ -1300,7 +2007,13 @@
         <w:t xml:space="preserve">Morgan v. Swanson</w:t>
       </w:r>
       <w:r>
-        <w:t xml:space="preserve">, 659 F.3d 359, 371-72, 382 (5th Cir. 2011)).</w:t>
+        <w:t xml:space="preserve">, 659 F.3d 359, 371</w:t>
+      </w:r>
+      <w:r>
+        <w:noBreakHyphen/>
+      </w:r>
+      <w:r>
+        <w:t xml:space="preserve">72, 382 (5th Cir. 2011)).</w:t>
       </w:r>
     </w:p>
     <w:p>
@@ -1400,7 +2113,7 @@
     </w:p>
     <w:p>
       <w:pPr>
-        <w:pStyle w:val="FirstParagraph"/>
+        <w:pStyle w:val="BodyContinue"/>
       </w:pPr>
       <w:r>
         <w:rPr>
@@ -1479,7 +2192,7 @@
         <w:pStyle w:val="BodyText"/>
       </w:pPr>
       <w:r>
-        <w:t xml:space="preserve">The Fifth Circuit held that the qualified immunity defense protected the chief judge from the plaintiff’s First Amendment retaliation claim at the 12(b)(6) stage because she had failed to demonstrate that her interests outweighed her employer’s.</w:t>
+        <w:t xml:space="preserve">The Fifth Circuit held that the qualified immunity defense protected the chief judge from the plaintiff’s First Amendment retaliation claim at the 12(b)⁠(6) stage because she had failed to demonstrate that her interests outweighed her employer’s.</w:t>
       </w:r>
       <w:r>
         <w:t xml:space="preserve"> </w:t>
@@ -1596,7 +2309,13 @@
         <w:t xml:space="preserve">Compare Brown v. Young</w:t>
       </w:r>
       <w:r>
-        <w:t xml:space="preserve">, No. 4:25cv419-MW/MJF, 2025 U.S. Dist. LEXIS 223127, at *8-9 (N.D. Fla. Nov. 13, 2025) (denying motion for preliminary injunction where defendant offered declaration asserting that plaintiff’s Instagram story about Kirk’s death “disrupted agency operations, required diversion of staff resources to manage responses, and raised legitimate concerns about the agency’s credibility and public trust”),</w:t>
+        <w:t xml:space="preserve">, No. 4:25cv419-MW/​MJF, 2025 U.S. Dist. LEXIS 223127, at *8</w:t>
+      </w:r>
+      <w:r>
+        <w:noBreakHyphen/>
+      </w:r>
+      <w:r>
+        <w:t xml:space="preserve">9 (N.D. Fla. Nov. 13, 2025) (denying motion for preliminary injunction where defendant offered declaration asserting that plaintiff’s Instagram story about Kirk’s death “disrupted agency operations, required diversion of staff resources to manage responses, and raised legitimate concerns about the agency’s credibility and public trust”),</w:t>
       </w:r>
       <w:r>
         <w:t xml:space="preserve"> </w:t>
@@ -1609,7 +2328,13 @@
         <w:t xml:space="preserve">with Hook v. Rave</w:t>
       </w:r>
       <w:r>
-        <w:t xml:space="preserve">, No. 4:25-CV-04188-KES, 2025 U.S. Dist. LEXIS 190287, at *10 (D.S.D. Sep. 24, 2025) (granting tenured faculty member’s motion for temporary restraining order in part because defendants’ allegations of “hundreds of calls and messages” decrying faculty member’s Facebook post about Kirk’s death insufficiently demonstrated disruption on campus).</w:t>
+        <w:t xml:space="preserve">, No. 4:25-CV</w:t>
+      </w:r>
+      <w:r>
+        <w:noBreakHyphen/>
+      </w:r>
+      <w:r>
+        <w:t xml:space="preserve">04188-KES, 2025 U.S. Dist. LEXIS 190287, at *10 (D.S.D. Sep. 24, 2025) (granting tenured faculty member’s motion for temporary restraining order in part because defendants’ allegations of “hundreds of calls and messages” decrying faculty member’s Facebook post about Kirk’s death insufficiently demonstrated disruption on campus).</w:t>
       </w:r>
     </w:p>
     <w:p>
@@ -1623,14 +2348,23 @@
     <w:p>
       <w:pPr>
         <w:pStyle w:val="Heading1"/>
-      </w:pPr>
-      <w:r>
+        <w:keepNext/>
+        <w:keepLines/>
+        <w:spacing w:before="0" w:after="0" w:line="552" w:lineRule="exact"/>
+        <w:ind w:left="0" w:firstLine="0"/>
+        <w:jc w:val="center"/>
+      </w:pPr>
+      <w:r>
+        <w:rPr>
+          <w:b/>
+          <w:bCs/>
+        </w:rPr>
         <w:t xml:space="preserve">CONCLUSION</w:t>
       </w:r>
     </w:p>
     <w:p>
       <w:pPr>
-        <w:pStyle w:val="FirstParagraph"/>
+        <w:pStyle w:val="BodyKeep"/>
       </w:pPr>
       <w:r>
         <w:t xml:space="preserve">Plaintiff’s pleadings demonstrate that her social media post caused disruption in the workplace. To the extent the Court has jurisdiction over her First Amendment claim, she has failed to state a claim. At the very least, the qualified immunity defense protects the Chancellor in his individual capacity. This Court should dismiss Plaintiff’s lawsuit.</w:t>
@@ -1639,18 +2373,58 @@
     <w:p>
       <w:pPr>
         <w:keepNext/>
-        <w:spacing w:before="0" w:after="0" w:line="480" w:lineRule="exact"/>
-        <w:ind w:firstLine="720"/>
-      </w:pPr>
-      <w:r>
-        <w:t xml:space="preserve">This, the 10th day of December 2025.</w:t>
+        <w:keepLines/>
+        <w:spacing w:before="0" w:after="0" w:line="552" w:lineRule="exact"/>
+        <w:ind w:left="0" w:firstLine="720"/>
+        <w:jc w:val="left"/>
+      </w:pPr>
+      <w:r>
+        <w:t xml:space="preserve">This,</w:t>
+      </w:r>
+      <w:r>
+        <w:t xml:space="preserve"> </w:t>
+      </w:r>
+      <w:r>
+        <w:t xml:space="preserve">the</w:t>
+      </w:r>
+      <w:r>
+        <w:t xml:space="preserve"> </w:t>
+      </w:r>
+      <w:r>
+        <w:t xml:space="preserve">10th</w:t>
+      </w:r>
+      <w:r>
+        <w:t xml:space="preserve"> </w:t>
+      </w:r>
+      <w:r>
+        <w:t xml:space="preserve">day</w:t>
+      </w:r>
+      <w:r>
+        <w:t xml:space="preserve"> </w:t>
+      </w:r>
+      <w:r>
+        <w:t xml:space="preserve">of</w:t>
+      </w:r>
+      <w:r>
+        <w:t xml:space="preserve"> </w:t>
+      </w:r>
+      <w:r>
+        <w:t xml:space="preserve">December</w:t>
+      </w:r>
+      <w:r>
+        <w:t xml:space="preserve"> </w:t>
+      </w:r>
+      <w:r>
+        <w:t xml:space="preserve">2025.</w:t>
       </w:r>
     </w:p>
     <w:p>
       <w:pPr>
         <w:keepNext/>
-        <w:spacing w:before="0" w:after="480" w:line="280" w:lineRule="exact"/>
-        <w:ind w:left="4320"/>
+        <w:keepLines/>
+        <w:spacing w:before="276" w:after="0" w:line="276" w:lineRule="exact"/>
+        <w:ind w:left="4320" w:firstLine="0"/>
+        <w:jc w:val="left"/>
       </w:pPr>
       <w:r>
         <w:t xml:space="preserve">Respectfully submitted,</w:t>
@@ -1659,102 +2433,410 @@
     <w:p>
       <w:pPr>
         <w:keepNext/>
-        <w:spacing w:before="0" w:after="120" w:line="280" w:lineRule="exact"/>
-        <w:ind w:left="4320"/>
-      </w:pPr>
-      <w:r>
-        <w:t xml:space="preserve">GLENN BOYCE, CHANCELLOR OF THE UNIVERSITY OF MISSISSIPPI, in his official and personal capacities</w:t>
+        <w:keepLines/>
+        <w:spacing w:before="276" w:after="0" w:line="276" w:lineRule="exact"/>
+        <w:ind w:left="4320" w:firstLine="0"/>
+        <w:jc w:val="left"/>
+      </w:pPr>
+      <w:r>
+        <w:t xml:space="preserve">GLENN</w:t>
+      </w:r>
+      <w:r>
+        <w:t xml:space="preserve"> </w:t>
+      </w:r>
+      <w:r>
+        <w:t xml:space="preserve">BOYCE,</w:t>
+      </w:r>
+      <w:r>
+        <w:t xml:space="preserve"> </w:t>
+      </w:r>
+      <w:r>
+        <w:t xml:space="preserve">CHANCELLOR</w:t>
+      </w:r>
+      <w:r>
+        <w:t xml:space="preserve"> </w:t>
+      </w:r>
+      <w:r>
+        <w:t xml:space="preserve">OF</w:t>
+      </w:r>
+      <w:r>
+        <w:t xml:space="preserve"> </w:t>
+      </w:r>
+      <w:r>
+        <w:t xml:space="preserve">THE</w:t>
+      </w:r>
+      <w:r>
+        <w:t xml:space="preserve"> </w:t>
+      </w:r>
+      <w:r>
+        <w:t xml:space="preserve">UNIVERSITY</w:t>
+      </w:r>
+      <w:r>
+        <w:t xml:space="preserve"> </w:t>
+      </w:r>
+      <w:r>
+        <w:t xml:space="preserve">OF</w:t>
+      </w:r>
+      <w:r>
+        <w:t xml:space="preserve"> </w:t>
+      </w:r>
+      <w:r>
+        <w:t xml:space="preserve">MISSISSIPPI,</w:t>
+      </w:r>
+      <w:r>
+        <w:t xml:space="preserve"> </w:t>
+      </w:r>
+      <w:r>
+        <w:t xml:space="preserve">in</w:t>
+      </w:r>
+      <w:r>
+        <w:t xml:space="preserve"> </w:t>
+      </w:r>
+      <w:r>
+        <w:t xml:space="preserve">his</w:t>
+      </w:r>
+      <w:r>
+        <w:t xml:space="preserve"> </w:t>
+      </w:r>
+      <w:r>
+        <w:t xml:space="preserve">official</w:t>
+      </w:r>
+      <w:r>
+        <w:t xml:space="preserve"> </w:t>
+      </w:r>
+      <w:r>
+        <w:t xml:space="preserve">and</w:t>
+      </w:r>
+      <w:r>
+        <w:t xml:space="preserve"> </w:t>
+      </w:r>
+      <w:r>
+        <w:t xml:space="preserve">personal</w:t>
+      </w:r>
+      <w:r>
+        <w:t xml:space="preserve"> </w:t>
+      </w:r>
+      <w:r>
+        <w:t xml:space="preserve">capacities</w:t>
       </w:r>
     </w:p>
     <w:p>
       <w:pPr>
         <w:keepNext/>
-        <w:spacing w:before="0" w:after="120" w:line="280" w:lineRule="exact"/>
-        <w:ind w:left="4320"/>
-      </w:pPr>
-      <w:r>
-        <w:t xml:space="preserve">s/J. Cal Mayo, Jr.</w:t>
+        <w:keepLines/>
+        <w:spacing w:before="0" w:after="0" w:line="276" w:lineRule="exact"/>
+        <w:ind w:left="4320" w:firstLine="0"/>
+        <w:jc w:val="left"/>
+      </w:pPr>
+      <w:r>
+        <w:t xml:space="preserve">s/​J.</w:t>
+      </w:r>
+      <w:r>
+        <w:t xml:space="preserve"> </w:t>
+      </w:r>
+      <w:r>
+        <w:t xml:space="preserve">Cal</w:t>
+      </w:r>
+      <w:r>
+        <w:t xml:space="preserve"> </w:t>
+      </w:r>
+      <w:r>
+        <w:t xml:space="preserve">Mayo,</w:t>
+      </w:r>
+      <w:r>
+        <w:t xml:space="preserve"> </w:t>
+      </w:r>
+      <w:r>
+        <w:t xml:space="preserve">Jr.</w:t>
       </w:r>
     </w:p>
     <w:p>
       <w:pPr>
         <w:keepNext/>
-        <w:spacing w:before="0" w:after="120" w:line="280" w:lineRule="exact"/>
-        <w:ind w:left="4320"/>
-      </w:pPr>
-      <w:r>
-        <w:t xml:space="preserve">J. CAL MAYO, JR. (MB NO. 8492)</w:t>
+        <w:keepLines/>
+        <w:spacing w:before="0" w:after="0" w:line="276" w:lineRule="exact"/>
+        <w:ind w:left="4320" w:firstLine="0"/>
+        <w:jc w:val="left"/>
+      </w:pPr>
+      <w:r>
+        <w:t xml:space="preserve">J.</w:t>
+      </w:r>
+      <w:r>
+        <w:t xml:space="preserve"> </w:t>
+      </w:r>
+      <w:r>
+        <w:t xml:space="preserve">CAL</w:t>
+      </w:r>
+      <w:r>
+        <w:t xml:space="preserve"> </w:t>
+      </w:r>
+      <w:r>
+        <w:t xml:space="preserve">MAYO,</w:t>
+      </w:r>
+      <w:r>
+        <w:t xml:space="preserve"> </w:t>
+      </w:r>
+      <w:r>
+        <w:t xml:space="preserve">JR.</w:t>
+      </w:r>
+      <w:r>
+        <w:t xml:space="preserve"> </w:t>
+      </w:r>
+      <w:r>
+        <w:t xml:space="preserve">(MB</w:t>
+      </w:r>
+      <w:r>
+        <w:t xml:space="preserve"> </w:t>
+      </w:r>
+      <w:r>
+        <w:t xml:space="preserve">NO.</w:t>
+      </w:r>
+      <w:r>
+        <w:t xml:space="preserve"> </w:t>
+      </w:r>
+      <w:r>
+        <w:t xml:space="preserve">8492)</w:t>
       </w:r>
     </w:p>
     <w:p>
       <w:pPr>
         <w:keepNext/>
-        <w:spacing w:before="0" w:after="120" w:line="280" w:lineRule="exact"/>
-        <w:ind w:left="4320"/>
-      </w:pPr>
-      <w:r>
-        <w:t xml:space="preserve">PAUL B. WATKINS, JR. (MB NO. 102348)</w:t>
+        <w:keepLines/>
+        <w:spacing w:before="0" w:after="0" w:line="276" w:lineRule="exact"/>
+        <w:ind w:left="4320" w:firstLine="0"/>
+        <w:jc w:val="left"/>
+      </w:pPr>
+      <w:r>
+        <w:t xml:space="preserve">PAUL</w:t>
+      </w:r>
+      <w:r>
+        <w:t xml:space="preserve"> </w:t>
+      </w:r>
+      <w:r>
+        <w:t xml:space="preserve">B.</w:t>
+      </w:r>
+      <w:r>
+        <w:t xml:space="preserve"> </w:t>
+      </w:r>
+      <w:r>
+        <w:t xml:space="preserve">WATKINS,</w:t>
+      </w:r>
+      <w:r>
+        <w:t xml:space="preserve"> </w:t>
+      </w:r>
+      <w:r>
+        <w:t xml:space="preserve">JR.</w:t>
+      </w:r>
+      <w:r>
+        <w:t xml:space="preserve"> </w:t>
+      </w:r>
+      <w:r>
+        <w:t xml:space="preserve">(MB</w:t>
+      </w:r>
+      <w:r>
+        <w:t xml:space="preserve"> </w:t>
+      </w:r>
+      <w:r>
+        <w:t xml:space="preserve">NO.</w:t>
+      </w:r>
+      <w:r>
+        <w:t xml:space="preserve"> </w:t>
+      </w:r>
+      <w:r>
+        <w:t xml:space="preserve">102348)</w:t>
       </w:r>
     </w:p>
     <w:p>
       <w:pPr>
         <w:keepNext/>
-        <w:spacing w:before="0" w:after="480" w:line="280" w:lineRule="exact"/>
-        <w:ind w:left="4320"/>
-      </w:pPr>
-      <w:r>
-        <w:t xml:space="preserve">Attorneys for Defendant</w:t>
+        <w:keepLines/>
+        <w:spacing w:before="0" w:after="0" w:line="276" w:lineRule="exact"/>
+        <w:ind w:left="4320" w:firstLine="0"/>
+        <w:jc w:val="left"/>
+      </w:pPr>
+      <w:r>
+        <w:t xml:space="preserve">Attorneys</w:t>
+      </w:r>
+      <w:r>
+        <w:t xml:space="preserve"> </w:t>
+      </w:r>
+      <w:r>
+        <w:t xml:space="preserve">for</w:t>
+      </w:r>
+      <w:r>
+        <w:t xml:space="preserve"> </w:t>
+      </w:r>
+      <w:r>
+        <w:t xml:space="preserve">Defendant</w:t>
       </w:r>
     </w:p>
     <w:p>
       <w:pPr>
         <w:keepNext/>
-        <w:spacing w:before="0" w:after="120" w:line="280" w:lineRule="exact"/>
-      </w:pPr>
-      <w:r>
-        <w:t xml:space="preserve">OF COUNSEL:</w:t>
+        <w:keepLines/>
+        <w:spacing w:before="276" w:after="0" w:line="276" w:lineRule="exact"/>
+        <w:ind w:left="0" w:firstLine="0"/>
+        <w:jc w:val="left"/>
+      </w:pPr>
+      <w:r>
+        <w:t xml:space="preserve">OF</w:t>
+      </w:r>
+      <w:r>
+        <w:t xml:space="preserve"> </w:t>
+      </w:r>
+      <w:r>
+        <w:t xml:space="preserve">COUNSEL:</w:t>
       </w:r>
     </w:p>
     <w:p>
       <w:pPr>
         <w:keepNext/>
-        <w:spacing w:before="0" w:after="120" w:line="280" w:lineRule="exact"/>
-      </w:pPr>
-      <w:r>
-        <w:t xml:space="preserve">MAYO MALLETTE PLLC</w:t>
+        <w:keepLines/>
+        <w:spacing w:before="0" w:after="0" w:line="276" w:lineRule="exact"/>
+        <w:ind w:left="0" w:firstLine="0"/>
+        <w:jc w:val="left"/>
+      </w:pPr>
+      <w:r>
+        <w:t xml:space="preserve">MAYO</w:t>
+      </w:r>
+      <w:r>
+        <w:t xml:space="preserve"> </w:t>
+      </w:r>
+      <w:r>
+        <w:t xml:space="preserve">MALLETTE</w:t>
+      </w:r>
+      <w:r>
+        <w:t xml:space="preserve"> </w:t>
+      </w:r>
+      <w:r>
+        <w:t xml:space="preserve">PLLC</w:t>
       </w:r>
     </w:p>
     <w:p>
       <w:pPr>
         <w:keepNext/>
-        <w:spacing w:before="0" w:after="120" w:line="280" w:lineRule="exact"/>
-      </w:pPr>
-      <w:r>
-        <w:t xml:space="preserve">2094 Old Taylor Road, Suite 200</w:t>
+        <w:keepLines/>
+        <w:spacing w:before="0" w:after="0" w:line="276" w:lineRule="exact"/>
+        <w:ind w:left="0" w:firstLine="0"/>
+        <w:jc w:val="left"/>
+      </w:pPr>
+      <w:r>
+        <w:t xml:space="preserve">2094</w:t>
+      </w:r>
+      <w:r>
+        <w:t xml:space="preserve"> </w:t>
+      </w:r>
+      <w:r>
+        <w:t xml:space="preserve">Old</w:t>
+      </w:r>
+      <w:r>
+        <w:t xml:space="preserve"> </w:t>
+      </w:r>
+      <w:r>
+        <w:t xml:space="preserve">Taylor</w:t>
+      </w:r>
+      <w:r>
+        <w:t xml:space="preserve"> </w:t>
+      </w:r>
+      <w:r>
+        <w:t xml:space="preserve">Road,</w:t>
+      </w:r>
+      <w:r>
+        <w:t xml:space="preserve"> </w:t>
+      </w:r>
+      <w:r>
+        <w:t xml:space="preserve">Suite</w:t>
+      </w:r>
+      <w:r>
+        <w:t xml:space="preserve"> </w:t>
+      </w:r>
+      <w:r>
+        <w:t xml:space="preserve">200</w:t>
       </w:r>
     </w:p>
     <w:p>
       <w:pPr>
         <w:keepNext/>
-        <w:spacing w:before="0" w:after="120" w:line="280" w:lineRule="exact"/>
-      </w:pPr>
-      <w:r>
-        <w:t xml:space="preserve">Oxford, Mississippi 38655</w:t>
+        <w:keepLines/>
+        <w:spacing w:before="0" w:after="0" w:line="276" w:lineRule="exact"/>
+        <w:ind w:left="0" w:firstLine="0"/>
+        <w:jc w:val="left"/>
+      </w:pPr>
+      <w:r>
+        <w:t xml:space="preserve">Oxford,</w:t>
+      </w:r>
+      <w:r>
+        <w:t xml:space="preserve"> </w:t>
+      </w:r>
+      <w:r>
+        <w:t xml:space="preserve">Mississippi</w:t>
+      </w:r>
+      <w:r>
+        <w:t xml:space="preserve"> </w:t>
+      </w:r>
+      <w:r>
+        <w:t xml:space="preserve">38655</w:t>
       </w:r>
     </w:p>
     <w:p>
       <w:pPr>
         <w:keepNext/>
-        <w:spacing w:before="0" w:after="120" w:line="280" w:lineRule="exact"/>
-      </w:pPr>
-      <w:r>
-        <w:t xml:space="preserve">Tel: (662) 236-0055 | Fax: (662) 236-0035</w:t>
+        <w:keepLines/>
+        <w:spacing w:before="0" w:after="0" w:line="276" w:lineRule="exact"/>
+        <w:ind w:left="0" w:firstLine="0"/>
+        <w:jc w:val="left"/>
+      </w:pPr>
+      <w:r>
+        <w:t xml:space="preserve">Tel:</w:t>
+      </w:r>
+      <w:r>
+        <w:t xml:space="preserve"> </w:t>
+      </w:r>
+      <w:r>
+        <w:t xml:space="preserve">(662)</w:t>
+      </w:r>
+      <w:r>
+        <w:t xml:space="preserve"> </w:t>
+      </w:r>
+      <w:r>
+        <w:t xml:space="preserve">236</w:t>
+        <w:noBreakHyphen/>
+        <w:t xml:space="preserve">0055</w:t>
+      </w:r>
+      <w:r>
+        <w:t xml:space="preserve"> </w:t>
+      </w:r>
+      <w:r>
+        <w:t xml:space="preserve">|</w:t>
+      </w:r>
+      <w:r>
+        <w:t xml:space="preserve"> </w:t>
+      </w:r>
+      <w:r>
+        <w:t xml:space="preserve">Fax:</w:t>
+      </w:r>
+      <w:r>
+        <w:t xml:space="preserve"> </w:t>
+      </w:r>
+      <w:r>
+        <w:t xml:space="preserve">(662)</w:t>
+      </w:r>
+      <w:r>
+        <w:t xml:space="preserve"> </w:t>
+      </w:r>
+      <w:r>
+        <w:t xml:space="preserve">236</w:t>
+        <w:noBreakHyphen/>
+        <w:t xml:space="preserve">0035</w:t>
       </w:r>
     </w:p>
     <w:p>
       <w:pPr>
         <w:keepNext/>
-        <w:spacing w:before="0" w:after="120" w:line="280" w:lineRule="exact"/>
+        <w:keepLines/>
+        <w:spacing w:before="0" w:after="0" w:line="276" w:lineRule="exact"/>
+        <w:ind w:left="0" w:firstLine="0"/>
+        <w:jc w:val="left"/>
       </w:pPr>
       <w:r>
         <w:t xml:space="preserve">cmayo@mayomallette.com</w:t>
@@ -1762,7 +2844,9 @@
     </w:p>
     <w:p>
       <w:pPr>
-        <w:spacing w:before="0" w:after="0" w:line="280" w:lineRule="exact"/>
+        <w:spacing w:before="0" w:after="0" w:line="276" w:lineRule="exact"/>
+        <w:ind w:left="0" w:firstLine="0"/>
+        <w:jc w:val="left"/>
       </w:pPr>
       <w:r>
         <w:t xml:space="preserve">pwatkins@mayomallette.com</w:t>
@@ -1770,12 +2854,8 @@
     </w:p>
     <w:sectPr>
       <w:footerReference w:type="default" r:id="rIdFooter1"/>
-      <w:footnotePr>
-        <w:numRestart w:val="eachSect"/>
-      </w:footnotePr>
       <w:pgSz w:w="12240" w:h="15840"/>
-      <w:pgMar w:top="1440" w:right="1440" w:bottom="1440" w:left="1440" w:header="720" w:footer="720" w:gutter="0"/>
-      <w:cols w:space="720"/>
+      <w:pgMar w:top="1440" w:right="1440" w:bottom="1440" w:left="1440" w:header="720" w:footer="735" w:gutter="0"/>
     </w:sectPr>
   </w:body>
 </w:document>
@@ -1841,7 +2921,7 @@
         <w:t xml:space="preserve"> </w:t>
       </w:r>
       <w:r>
-        <w:t xml:space="preserve">“It is clearly proper in deciding a 12(b)(6) motion to take judicial notice of a matter of public record.”</w:t>
+        <w:t xml:space="preserve">“It is clearly proper in deciding a 12(b)⁠(6) motion to take judicial notice of a matter of public record.”</w:t>
       </w:r>
       <w:r>
         <w:t xml:space="preserve"> </w:t>
@@ -1902,7 +2982,13 @@
         <w:t xml:space="preserve"> </w:t>
       </w:r>
       <w:r>
-        <w:t xml:space="preserve">at ¶¶ 7-9 and 68.</w:t>
+        <w:t xml:space="preserve">at ¶¶ 7</w:t>
+      </w:r>
+      <w:r>
+        <w:noBreakHyphen/>
+      </w:r>
+      <w:r>
+        <w:t xml:space="preserve">9 and 68.</w:t>
       </w:r>
     </w:p>
   </w:footnote>
@@ -1934,7 +3020,7 @@
         <w:t xml:space="preserve">Am. Compl.</w:t>
       </w:r>
       <w:r>
-        <w:t xml:space="preserve">, at ¶ 20 [Doc. 3].</w:t>
+        <w:t xml:space="preserve">, at ¶ 20 [Doc. 3].</w:t>
       </w:r>
       <w:r>
         <w:t xml:space="preserve"> </w:t>
@@ -1947,7 +3033,7 @@
         <w:t xml:space="preserve">See Chhim v. Univ. of Tex. at Austin</w:t>
       </w:r>
       <w:r>
-        <w:t xml:space="preserve">, 836 F.3d 467, 470 (5th Cir. 2016) (noting that, in ruling on 12(b)(6) motions, courts may consider documents incorporated into the complaint by reference and quotation).</w:t>
+        <w:t xml:space="preserve">, 836 F.3d 467, 470 (5th Cir. 2016) (noting that, in ruling on 12(b)⁠(6) motions, courts may consider documents incorporated into the complaint by reference and quotation).</w:t>
       </w:r>
     </w:p>
   </w:footnote>
@@ -2039,38 +3125,582 @@
 </file>
 
 <file path=word/styles.xml><?xml version="1.0" encoding="utf-8"?>
-<w:styles xmlns:w="http://schemas.openxmlformats.org/wordprocessingml/2006/main">
+<w:styles xmlns:r="http://schemas.openxmlformats.org/officeDocument/2006/relationships" xmlns:w="http://schemas.openxmlformats.org/wordprocessingml/2006/main">
   <w:docDefaults>
     <w:rPrDefault>
       <w:rPr>
-        <w:rFonts w:ascii="EB Garamond" w:hAnsi="EB Garamond" w:eastAsia="EB Garamond" w:cs="EB Garamond"/>
+        <w:rFonts w:ascii="Times New Roman" w:hAnsi="Times New Roman" w:eastAsia="Times New Roman" w:cs="Times New Roman"/>
         <w:sz w:val="24"/>
         <w:szCs w:val="24"/>
-        <w:lang w:val="en-US" w:eastAsia="en-US" w:bidi="ar-SA"/>
+        <w:lang w:val="en-US" w:eastAsia="zh-CN" w:bidi="ar-SA"/>
       </w:rPr>
     </w:rPrDefault>
     <w:pPrDefault>
       <w:pPr>
         <w:widowControl/>
-        <w:spacing w:before="0" w:after="0" w:line="240" w:lineRule="auto"/>
+        <w:spacing w:after="0"/>
       </w:pPr>
     </w:pPrDefault>
   </w:docDefaults>
+  <w:latentStyles w:defLockedState="0" w:defUIPriority="0" w:defSemiHidden="0" w:defUnhideWhenUsed="0" w:defQFormat="0" w:count="276"/>
   <w:style w:type="paragraph" w:default="1" w:styleId="Normal">
     <w:name w:val="Normal"/>
     <w:qFormat/>
   </w:style>
+  <w:style w:type="paragraph" w:styleId="BodyText">
+    <w:name w:val="Body Text"/>
+    <w:basedOn w:val="Normal"/>
+    <w:link w:val="BodyTextChar"/>
+    <w:qFormat/>
+    <w:pPr>
+      <w:spacing w:before="0" w:after="0" w:line="552" w:lineRule="exact"/>
+      <w:ind w:firstLine="720"/>
+    </w:pPr>
+  </w:style>
+  <w:style w:type="paragraph" w:customStyle="1" w:styleId="FirstParagraph">
+    <w:name w:val="First Paragraph"/>
+    <w:basedOn w:val="BodyText"/>
+    <w:next w:val="BodyText"/>
+    <w:qFormat/>
+  </w:style>
+  <w:style w:type="paragraph" w:customStyle="1" w:styleId="Compact">
+    <w:name w:val="Compact"/>
+    <w:basedOn w:val="BodyText"/>
+    <w:qFormat/>
+    <w:pPr>
+      <w:spacing w:before="36" w:after="36"/>
+    </w:pPr>
+  </w:style>
+  <w:style w:type="paragraph" w:styleId="Title">
+    <w:name w:val="Title"/>
+    <w:basedOn w:val="Normal"/>
+    <w:next w:val="BodyText"/>
+    <w:link w:val="TitleChar"/>
+    <w:uiPriority w:val="10"/>
+    <w:qFormat/>
+    <w:rsid w:val="00A10FD9"/>
+    <w:pPr>
+      <w:spacing w:after="80" w:line="240" w:lineRule="auto"/>
+      <w:contextualSpacing/>
+      <w:jc w:val="center"/>
+    </w:pPr>
+    <w:rPr>
+      <w:rFonts w:asciiTheme="majorHAnsi" w:eastAsiaTheme="majorEastAsia" w:hAnsiTheme="majorHAnsi" w:cstheme="majorBidi"/>
+      <w:sz w:val="56"/>
+      <w:szCs w:val="56"/>
+    </w:rPr>
+  </w:style>
+  <w:style w:type="character" w:customStyle="1" w:styleId="TitleChar">
+    <w:name w:val="Title Char"/>
+    <w:basedOn w:val="DefaultParagraphFont"/>
+    <w:link w:val="Title"/>
+    <w:uiPriority w:val="10"/>
+    <w:rsid w:val="00A10FD9"/>
+    <w:rPr>
+      <w:rFonts w:asciiTheme="majorHAnsi" w:eastAsiaTheme="majorEastAsia" w:hAnsiTheme="majorHAnsi" w:cstheme="majorBidi"/>
+      <w:sz w:val="56"/>
+      <w:szCs w:val="56"/>
+    </w:rPr>
+  </w:style>
+  <w:style w:type="paragraph" w:styleId="Subtitle">
+    <w:name w:val="Subtitle"/>
+    <w:basedOn w:val="Title"/>
+    <w:next w:val="BodyText"/>
+    <w:link w:val="SubtitleChar"/>
+    <w:uiPriority w:val="11"/>
+    <w:qFormat/>
+    <w:rsid w:val="00A10FD9"/>
+    <w:pPr>
+      <w:numPr>
+        <w:ilvl w:val="1"/>
+      </w:numPr>
+    </w:pPr>
+    <w:rPr>
+      <w:rFonts w:eastAsiaTheme="majorEastAsia" w:cstheme="majorBidi"/>
+      <w:spacing w:val="15"/>
+      <w:sz w:val="28"/>
+      <w:szCs w:val="28"/>
+    </w:rPr>
+  </w:style>
+  <w:style w:type="character" w:customStyle="1" w:styleId="SubtitleChar">
+    <w:name w:val="Subtitle Char"/>
+    <w:basedOn w:val="DefaultParagraphFont"/>
+    <w:link w:val="Subtitle"/>
+    <w:uiPriority w:val="11"/>
+    <w:rsid w:val="00A10FD9"/>
+    <w:rPr>
+      <w:rFonts w:eastAsiaTheme="majorEastAsia" w:cstheme="majorBidi"/>
+      <w:color w:val="595959" w:themeColor="text1" w:themeTint="A6"/>
+      <w:spacing w:val="15"/>
+      <w:sz w:val="28"/>
+      <w:szCs w:val="28"/>
+    </w:rPr>
+  </w:style>
+  <w:style w:type="paragraph" w:customStyle="1" w:styleId="Author">
+    <w:name w:val="Author"/>
+    <w:basedOn w:val="Title"/>
+    <w:next w:val="BodyText"/>
+    <w:qFormat/>
+    <w:pPr>
+      <w:keepNext/>
+      <w:keepLines/>
+    </w:pPr>
+    <w:rPr>
+      <w:sz w:val="24"/>
+      <w:szCs w:val="24"/>
+    </w:rPr>
+  </w:style>
+  <w:style w:type="paragraph" w:styleId="Date">
+    <w:name w:val="Date"/>
+    <w:basedOn w:val="Title"/>
+    <w:next w:val="BodyText"/>
+    <w:qFormat/>
+    <w:pPr>
+      <w:keepNext/>
+      <w:keepLines/>
+    </w:pPr>
+    <w:rPr>
+      <w:sz w:val="24"/>
+      <w:szCs w:val="24"/>
+    </w:rPr>
+  </w:style>
+  <w:style w:type="paragraph" w:customStyle="1" w:styleId="AbstractTitle">
+    <w:name w:val="Abstract Title"/>
+    <w:basedOn w:val="Normal"/>
+    <w:next w:val="Abstract"/>
+    <w:qFormat/>
+    <w:pPr>
+      <w:keepNext/>
+      <w:keepLines/>
+      <w:spacing w:before="300" w:after="0"/>
+      <w:jc w:val="center"/>
+    </w:pPr>
+    <w:rPr>
+      <w:b/>
+      <w:sz w:val="20"/>
+      <w:szCs w:val="20"/>
+    </w:rPr>
+  </w:style>
+  <w:style w:type="paragraph" w:customStyle="1" w:styleId="Abstract">
+    <w:name w:val="Abstract"/>
+    <w:basedOn w:val="Normal"/>
+    <w:next w:val="BodyText"/>
+    <w:qFormat/>
+    <w:pPr>
+      <w:keepNext/>
+      <w:keepLines/>
+      <w:spacing w:before="100" w:after="300"/>
+    </w:pPr>
+    <w:rPr>
+      <w:sz w:val="20"/>
+      <w:szCs w:val="20"/>
+    </w:rPr>
+  </w:style>
+  <w:style w:type="paragraph" w:styleId="Bibliography">
+    <w:name w:val="Bibliography"/>
+    <w:basedOn w:val="Normal"/>
+    <w:next w:val="Bibliography"/>
+    <w:qFormat/>
+    <w:pPr/>
+    <w:rPr/>
+  </w:style>
+  <w:style w:type="paragraph" w:styleId="Heading1">
+    <w:name w:val="heading 1"/>
+    <w:basedOn w:val="Normal"/>
+    <w:next w:val="BodyText"/>
+    <w:link w:val="Heading1Char"/>
+    <w:uiPriority w:val="9"/>
+    <w:qFormat/>
+    <w:rsid w:val="00A10FD9"/>
+    <w:pPr>
+      <w:keepNext/>
+      <w:keepLines/>
+      <w:spacing w:before="0" w:after="0" w:line="552" w:lineRule="exact"/>
+      <w:ind w:firstLine="0"/>
+      <w:jc w:val="center"/>
+      <w:outlineLvl w:val="0"/>
+    </w:pPr>
+    <w:rPr>
+      <w:rFonts w:ascii="Times New Roman" w:hAnsi="Times New Roman" w:eastAsia="Times New Roman" w:cs="Times New Roman"/>
+      <w:b/>
+      <w:bCs/>
+      <w:caps/>
+      <w:color w:val="000000"/>
+      <w:sz w:val="24"/>
+      <w:szCs w:val="24"/>
+    </w:rPr>
+  </w:style>
+  <w:style w:type="paragraph" w:styleId="Heading2">
+    <w:name w:val="heading 2"/>
+    <w:basedOn w:val="Normal"/>
+    <w:next w:val="BodyText"/>
+    <w:link w:val="Heading2Char"/>
+    <w:uiPriority w:val="9"/>
+    <w:semiHidden/>
+    <w:unhideWhenUsed/>
+    <w:qFormat/>
+    <w:rsid w:val="00A10FD9"/>
+    <w:pPr>
+      <w:keepNext/>
+      <w:keepLines/>
+      <w:spacing w:before="0" w:after="0" w:line="552" w:lineRule="exact"/>
+      <w:ind w:firstLine="0"/>
+      <w:outlineLvl w:val="1"/>
+    </w:pPr>
+    <w:rPr>
+      <w:rFonts w:ascii="Times New Roman" w:hAnsi="Times New Roman" w:eastAsia="Times New Roman" w:cs="Times New Roman"/>
+      <w:b/>
+      <w:bCs/>
+      <w:color w:val="000000"/>
+      <w:sz w:val="24"/>
+      <w:szCs w:val="24"/>
+    </w:rPr>
+  </w:style>
+  <w:style w:type="paragraph" w:styleId="Heading3">
+    <w:name w:val="heading 3"/>
+    <w:basedOn w:val="Normal"/>
+    <w:next w:val="BodyText"/>
+    <w:link w:val="Heading3Char"/>
+    <w:uiPriority w:val="9"/>
+    <w:semiHidden/>
+    <w:unhideWhenUsed/>
+    <w:qFormat/>
+    <w:rsid w:val="00A10FD9"/>
+    <w:pPr>
+      <w:keepNext/>
+      <w:keepLines/>
+      <w:spacing w:before="0" w:after="0" w:line="552" w:lineRule="exact"/>
+      <w:ind w:firstLine="0"/>
+      <w:outlineLvl w:val="2"/>
+    </w:pPr>
+    <w:rPr>
+      <w:rFonts w:ascii="Times New Roman" w:hAnsi="Times New Roman" w:eastAsia="Times New Roman" w:cs="Times New Roman"/>
+      <w:b/>
+      <w:bCs/>
+      <w:color w:val="000000"/>
+      <w:sz w:val="24"/>
+      <w:szCs w:val="24"/>
+    </w:rPr>
+  </w:style>
+  <w:style w:type="paragraph" w:styleId="Heading4">
+    <w:name w:val="heading 4"/>
+    <w:basedOn w:val="Normal"/>
+    <w:next w:val="BodyText"/>
+    <w:link w:val="Heading4Char"/>
+    <w:uiPriority w:val="9"/>
+    <w:semiHidden/>
+    <w:unhideWhenUsed/>
+    <w:qFormat/>
+    <w:rsid w:val="00A10FD9"/>
+    <w:pPr>
+      <w:keepNext/>
+      <w:keepLines/>
+      <w:spacing w:before="0" w:after="0" w:line="552" w:lineRule="exact"/>
+      <w:ind w:firstLine="0"/>
+      <w:outlineLvl w:val="3"/>
+    </w:pPr>
+    <w:rPr>
+      <w:rFonts w:ascii="Times New Roman" w:hAnsi="Times New Roman" w:eastAsia="Times New Roman" w:cs="Times New Roman"/>
+      <w:b/>
+      <w:bCs/>
+      <w:i/>
+      <w:color w:val="000000"/>
+      <w:sz w:val="24"/>
+      <w:szCs w:val="24"/>
+    </w:rPr>
+  </w:style>
+  <w:style w:type="paragraph" w:styleId="Heading5">
+    <w:name w:val="heading 5"/>
+    <w:basedOn w:val="Normal"/>
+    <w:next w:val="BodyText"/>
+    <w:link w:val="Heading5Char"/>
+    <w:uiPriority w:val="9"/>
+    <w:semiHidden/>
+    <w:unhideWhenUsed/>
+    <w:qFormat/>
+    <w:rsid w:val="00A10FD9"/>
+    <w:pPr>
+      <w:keepNext/>
+      <w:keepLines/>
+      <w:spacing w:before="0" w:after="0" w:line="552" w:lineRule="exact"/>
+      <w:ind w:firstLine="0"/>
+      <w:outlineLvl w:val="4"/>
+    </w:pPr>
+    <w:rPr>
+      <w:rFonts w:ascii="Times New Roman" w:hAnsi="Times New Roman" w:eastAsia="Times New Roman" w:cs="Times New Roman"/>
+      <w:b/>
+      <w:bCs/>
+      <w:i/>
+      <w:color w:val="000000"/>
+      <w:sz w:val="24"/>
+      <w:szCs w:val="24"/>
+    </w:rPr>
+  </w:style>
+  <w:style w:type="paragraph" w:styleId="Heading6">
+    <w:name w:val="heading 6"/>
+    <w:basedOn w:val="Normal"/>
+    <w:next w:val="BodyText"/>
+    <w:link w:val="Heading6Char"/>
+    <w:uiPriority w:val="9"/>
+    <w:semiHidden/>
+    <w:unhideWhenUsed/>
+    <w:qFormat/>
+    <w:rsid w:val="00A10FD9"/>
+    <w:pPr>
+      <w:keepNext/>
+      <w:keepLines/>
+      <w:spacing w:before="40" w:after="0"/>
+      <w:outlineLvl w:val="5"/>
+    </w:pPr>
+    <w:rPr>
+      <w:rFonts w:eastAsiaTheme="majorEastAsia" w:cstheme="majorBidi"/>
+      <w:i/>
+      <w:iCs/>
+      <w:color w:val="595959" w:themeColor="text1" w:themeTint="A6"/>
+    </w:rPr>
+  </w:style>
+  <w:style w:type="paragraph" w:styleId="Heading7">
+    <w:name w:val="heading 7"/>
+    <w:basedOn w:val="Normal"/>
+    <w:next w:val="BodyText"/>
+    <w:link w:val="Heading7Char"/>
+    <w:uiPriority w:val="9"/>
+    <w:semiHidden/>
+    <w:unhideWhenUsed/>
+    <w:qFormat/>
+    <w:rsid w:val="00A10FD9"/>
+    <w:pPr>
+      <w:keepNext/>
+      <w:keepLines/>
+      <w:spacing w:before="40" w:after="0"/>
+      <w:outlineLvl w:val="6"/>
+    </w:pPr>
+    <w:rPr>
+      <w:rFonts w:eastAsiaTheme="majorEastAsia" w:cstheme="majorBidi"/>
+      <w:color w:val="595959" w:themeColor="text1" w:themeTint="A6"/>
+    </w:rPr>
+  </w:style>
+  <w:style w:type="paragraph" w:styleId="Heading8">
+    <w:name w:val="heading 8"/>
+    <w:basedOn w:val="Normal"/>
+    <w:next w:val="BodyText"/>
+    <w:link w:val="Heading8Char"/>
+    <w:uiPriority w:val="9"/>
+    <w:semiHidden/>
+    <w:unhideWhenUsed/>
+    <w:qFormat/>
+    <w:rsid w:val="00A10FD9"/>
+    <w:pPr>
+      <w:keepNext/>
+      <w:keepLines/>
+      <w:spacing w:after="0"/>
+      <w:outlineLvl w:val="7"/>
+    </w:pPr>
+    <w:rPr>
+      <w:rFonts w:eastAsiaTheme="majorEastAsia" w:cstheme="majorBidi"/>
+      <w:i/>
+      <w:iCs/>
+      <w:color w:val="272727" w:themeColor="text1" w:themeTint="D8"/>
+    </w:rPr>
+  </w:style>
+  <w:style w:type="paragraph" w:styleId="Heading9">
+    <w:name w:val="heading 9"/>
+    <w:basedOn w:val="Normal"/>
+    <w:next w:val="BodyText"/>
+    <w:link w:val="Heading9Char"/>
+    <w:uiPriority w:val="9"/>
+    <w:semiHidden/>
+    <w:unhideWhenUsed/>
+    <w:qFormat/>
+    <w:rsid w:val="00A10FD9"/>
+    <w:pPr>
+      <w:keepNext/>
+      <w:keepLines/>
+      <w:spacing w:after="0"/>
+      <w:outlineLvl w:val="8"/>
+    </w:pPr>
+    <w:rPr>
+      <w:rFonts w:eastAsiaTheme="majorEastAsia" w:cstheme="majorBidi"/>
+      <w:color w:val="272727" w:themeColor="text1" w:themeTint="D8"/>
+    </w:rPr>
+  </w:style>
+  <w:style w:type="character" w:customStyle="1" w:styleId="Heading1Char">
+    <w:name w:val="Heading 1 Char"/>
+    <w:basedOn w:val="DefaultParagraphFont"/>
+    <w:link w:val="Heading1"/>
+    <w:uiPriority w:val="9"/>
+    <w:rsid w:val="00A10FD9"/>
+    <w:rPr>
+      <w:rFonts w:asciiTheme="majorHAnsi" w:eastAsiaTheme="majorEastAsia" w:hAnsiTheme="majorHAnsi" w:cstheme="majorBidi"/>
+      <w:color w:val="0F4761" w:themeColor="accent1" w:themeShade="BF"/>
+      <w:sz w:val="40"/>
+      <w:szCs w:val="40"/>
+    </w:rPr>
+  </w:style>
+  <w:style w:type="character" w:customStyle="1" w:styleId="Heading2Char">
+    <w:name w:val="Heading 2 Char"/>
+    <w:basedOn w:val="DefaultParagraphFont"/>
+    <w:link w:val="Heading2"/>
+    <w:uiPriority w:val="9"/>
+    <w:semiHidden/>
+    <w:rsid w:val="00A10FD9"/>
+    <w:rPr>
+      <w:rFonts w:asciiTheme="majorHAnsi" w:eastAsiaTheme="majorEastAsia" w:hAnsiTheme="majorHAnsi" w:cstheme="majorBidi"/>
+      <w:color w:val="0F4761" w:themeColor="accent1" w:themeShade="BF"/>
+      <w:sz w:val="32"/>
+      <w:szCs w:val="32"/>
+    </w:rPr>
+  </w:style>
+  <w:style w:type="character" w:customStyle="1" w:styleId="Heading3Char">
+    <w:name w:val="Heading 3 Char"/>
+    <w:basedOn w:val="DefaultParagraphFont"/>
+    <w:link w:val="Heading3"/>
+    <w:uiPriority w:val="9"/>
+    <w:semiHidden/>
+    <w:rsid w:val="00A10FD9"/>
+    <w:rPr>
+      <w:rFonts w:eastAsiaTheme="majorEastAsia" w:cstheme="majorBidi"/>
+      <w:color w:val="0F4761" w:themeColor="accent1" w:themeShade="BF"/>
+      <w:sz w:val="28"/>
+      <w:szCs w:val="28"/>
+    </w:rPr>
+  </w:style>
+  <w:style w:type="character" w:customStyle="1" w:styleId="Heading4Char">
+    <w:name w:val="Heading 4 Char"/>
+    <w:basedOn w:val="DefaultParagraphFont"/>
+    <w:link w:val="Heading4"/>
+    <w:uiPriority w:val="9"/>
+    <w:semiHidden/>
+    <w:rsid w:val="00A10FD9"/>
+    <w:rPr>
+      <w:rFonts w:eastAsiaTheme="majorEastAsia" w:cstheme="majorBidi"/>
+      <w:i/>
+      <w:iCs/>
+      <w:color w:val="0F4761" w:themeColor="accent1" w:themeShade="BF"/>
+    </w:rPr>
+  </w:style>
+  <w:style w:type="character" w:customStyle="1" w:styleId="Heading5Char">
+    <w:name w:val="Heading 5 Char"/>
+    <w:basedOn w:val="DefaultParagraphFont"/>
+    <w:link w:val="Heading5"/>
+    <w:uiPriority w:val="9"/>
+    <w:semiHidden/>
+    <w:rsid w:val="00A10FD9"/>
+    <w:rPr>
+      <w:rFonts w:eastAsiaTheme="majorEastAsia" w:cstheme="majorBidi"/>
+      <w:color w:val="0F4761" w:themeColor="accent1" w:themeShade="BF"/>
+    </w:rPr>
+  </w:style>
+  <w:style w:type="character" w:customStyle="1" w:styleId="Heading6Char">
+    <w:name w:val="Heading 6 Char"/>
+    <w:basedOn w:val="DefaultParagraphFont"/>
+    <w:link w:val="Heading6"/>
+    <w:uiPriority w:val="9"/>
+    <w:semiHidden/>
+    <w:rsid w:val="00A10FD9"/>
+    <w:rPr>
+      <w:rFonts w:eastAsiaTheme="majorEastAsia" w:cstheme="majorBidi"/>
+      <w:i/>
+      <w:iCs/>
+      <w:color w:val="595959" w:themeColor="text1" w:themeTint="A6"/>
+    </w:rPr>
+  </w:style>
+  <w:style w:type="character" w:customStyle="1" w:styleId="Heading7Char">
+    <w:name w:val="Heading 7 Char"/>
+    <w:basedOn w:val="DefaultParagraphFont"/>
+    <w:link w:val="Heading7"/>
+    <w:uiPriority w:val="9"/>
+    <w:semiHidden/>
+    <w:rsid w:val="00A10FD9"/>
+    <w:rPr>
+      <w:rFonts w:eastAsiaTheme="majorEastAsia" w:cstheme="majorBidi"/>
+      <w:color w:val="595959" w:themeColor="text1" w:themeTint="A6"/>
+    </w:rPr>
+  </w:style>
+  <w:style w:type="character" w:customStyle="1" w:styleId="Heading8Char">
+    <w:name w:val="Heading 8 Char"/>
+    <w:basedOn w:val="DefaultParagraphFont"/>
+    <w:link w:val="Heading8"/>
+    <w:uiPriority w:val="9"/>
+    <w:semiHidden/>
+    <w:rsid w:val="00A10FD9"/>
+    <w:rPr>
+      <w:rFonts w:eastAsiaTheme="majorEastAsia" w:cstheme="majorBidi"/>
+      <w:i/>
+      <w:iCs/>
+      <w:color w:val="272727" w:themeColor="text1" w:themeTint="D8"/>
+    </w:rPr>
+  </w:style>
+  <w:style w:type="character" w:customStyle="1" w:styleId="Heading9Char">
+    <w:name w:val="Heading 9 Char"/>
+    <w:basedOn w:val="DefaultParagraphFont"/>
+    <w:link w:val="Heading9"/>
+    <w:uiPriority w:val="9"/>
+    <w:semiHidden/>
+    <w:rsid w:val="00A10FD9"/>
+    <w:rPr>
+      <w:rFonts w:eastAsiaTheme="majorEastAsia" w:cstheme="majorBidi"/>
+      <w:color w:val="272727" w:themeColor="text1" w:themeTint="D8"/>
+    </w:rPr>
+  </w:style>
+  <w:style w:type="paragraph" w:customStyle="1" w:styleId="ListItem">
+    <w:name w:val="List Item"/>
+    <w:basedOn w:val="BodyText"/>
+    <w:qFormat/>
+    <w:pPr>
+      <w:spacing w:before="0" w:after="0" w:line="552" w:lineRule="exact"/>
+      <w:ind w:left="720" w:hanging="720"/>
+    </w:pPr>
+  </w:style>
+  <w:style w:type="paragraph" w:styleId="BlockText">
+    <w:name w:val="Block Text"/>
+    <w:basedOn w:val="BodyText"/>
+    <w:next w:val="BodyText"/>
+    <w:uiPriority w:val="9"/>
+    <w:unhideWhenUsed/>
+    <w:qFormat/>
+    <w:pPr>
+      <w:spacing w:before="276" w:after="276" w:line="276" w:lineRule="exact"/>
+      <w:ind w:firstLine="0" w:left="720" w:right="720"/>
+    </w:pPr>
+  </w:style>
+  <w:style w:type="paragraph" w:styleId="FootnoteText">
+    <w:name w:val="Footnote Text"/>
+    <w:basedOn w:val="Normal"/>
+    <w:next w:val="FootnoteText"/>
+    <w:uiPriority w:val="9"/>
+    <w:unhideWhenUsed/>
+    <w:qFormat/>
+    <w:pPr>
+      <w:keepLines/>
+      <w:spacing w:before="0" w:after="140" w:line="253" w:lineRule="exact"/>
+    </w:pPr>
+    <w:rPr>
+      <w:sz w:val="22"/>
+      <w:szCs w:val="22"/>
+    </w:rPr>
+  </w:style>
+  <w:style w:type="paragraph" w:styleId="FootnoteBlockText">
+    <w:name w:val="Footnote Block Text"/>
+    <w:basedOn w:val="FootnoteText"/>
+    <w:next w:val="FootnoteText"/>
+    <w:uiPriority w:val="9"/>
+    <w:unhideWhenUsed/>
+    <w:qFormat/>
+    <w:pPr>
+      <w:spacing w:before="276" w:after="276"/>
+      <w:ind w:firstLine="0" w:left="720" w:right="720"/>
+    </w:pPr>
+  </w:style>
   <w:style w:type="character" w:default="1" w:styleId="DefaultParagraphFont">
     <w:name w:val="Default Paragraph Font"/>
-    <w:uiPriority w:val="1"/>
     <w:semiHidden/>
     <w:unhideWhenUsed/>
   </w:style>
-  <w:style w:type="table" w:default="1" w:styleId="TableNormal">
-    <w:name w:val="Normal Table"/>
-    <w:uiPriority w:val="99"/>
-    <w:semiHidden/>
-    <w:unhideWhenUsed/>
+  <w:style w:type="table" w:default="1" w:styleId="Table">
+    <w:name w:val="Table"/>
+    <w:basedOn w:val="TableNormal"/>
+    <w:qFormat/>
     <w:tblPr>
       <w:tblInd w:w="0" w:type="dxa"/>
       <w:tblCellMar>
@@ -2080,137 +3710,132 @@
         <w:right w:w="108" w:type="dxa"/>
       </w:tblCellMar>
     </w:tblPr>
-  </w:style>
-  <w:style w:type="paragraph" w:styleId="BodyText">
-    <w:name w:val="Body Text"/>
+    <w:tblStylePr w:type="firstRow">
+      <w:tcPr>
+        <w:tcBorders>
+          <w:bottom w:val="single"/>
+        </w:tcBorders>
+        <w:vAlign w:val="bottom"/>
+      </w:tcPr>
+    </w:tblStylePr>
+  </w:style>
+  <w:style w:type="paragraph" w:customStyle="1" w:styleId="DefinitionTerm">
+    <w:name w:val="Definition Term"/>
     <w:basedOn w:val="Normal"/>
+    <w:next w:val="Definition"/>
+    <w:pPr>
+      <w:keepNext/>
+      <w:keepLines/>
+      <w:spacing w:after="0"/>
+    </w:pPr>
+    <w:rPr>
+      <w:b/>
+    </w:rPr>
+  </w:style>
+  <w:style w:type="paragraph" w:customStyle="1" w:styleId="Definition">
+    <w:name w:val="Definition"/>
+    <w:basedOn w:val="Normal"/>
+  </w:style>
+  <w:style w:type="paragraph" w:styleId="Caption">
+    <w:name w:val="Caption"/>
+    <w:basedOn w:val="Normal"/>
+    <w:link w:val="BodyTextChar"/>
+    <w:pPr>
+      <w:spacing w:before="0" w:after="120"/>
+    </w:pPr>
+    <w:rPr>
+      <w:i/>
+    </w:rPr>
+  </w:style>
+  <w:style w:type="paragraph" w:customStyle="1" w:styleId="TableCaption">
+    <w:name w:val="Table Caption"/>
+    <w:basedOn w:val="Caption"/>
+    <w:pPr>
+      <w:keepNext/>
+    </w:pPr>
+  </w:style>
+  <w:style w:type="paragraph" w:customStyle="1" w:styleId="ImageCaption">
+    <w:name w:val="Image Caption"/>
+    <w:basedOn w:val="Caption"/>
+  </w:style>
+  <w:style w:type="paragraph" w:customStyle="1" w:styleId="Figure">
+    <w:name w:val="Figure"/>
+    <w:basedOn w:val="Normal"/>
+  </w:style>
+  <w:style w:type="paragraph" w:customStyle="1" w:styleId="CaptionedFigure">
+    <w:name w:val="Captioned Figure"/>
+    <w:basedOn w:val="Figure"/>
+    <w:pPr>
+      <w:keepNext/>
+    </w:pPr>
+  </w:style>
+  <w:style w:type="character" w:customStyle="1" w:styleId="BodyTextChar">
+    <w:name w:val="Body Text Char"/>
+    <w:basedOn w:val="DefaultParagraphFont"/>
+    <w:link w:val="BodyText"/>
+  </w:style>
+  <w:style w:type="character" w:customStyle="1" w:styleId="VerbatimChar">
+    <w:name w:val="Verbatim Char"/>
+    <w:basedOn w:val="BodyTextChar"/>
+    <w:rPr>
+      <w:rFonts w:ascii="Consolas" w:hAnsi="Consolas"/>
+      <w:sz w:val="22"/>
+    </w:rPr>
+  </w:style>
+  <w:style w:type="character" w:customStyle="1" w:styleId="SectionNumber">
+    <w:name w:val="Section Number"/>
+    <w:basedOn w:val="BodyTextChar"/>
+  </w:style>
+  <w:style w:type="character" w:styleId="FootnoteReference">
+    <w:name w:val="Footnote Reference"/>
+    <w:basedOn w:val="BodyTextChar"/>
+    <w:rPr>
+      <w:vertAlign w:val="superscript"/>
+    </w:rPr>
+  </w:style>
+  <w:style w:type="character" w:styleId="Hyperlink">
+    <w:name w:val="Hyperlink"/>
+    <w:basedOn w:val="BodyTextChar"/>
+    <w:rPr>
+      <w:color w:val="000000"/>
+    </w:rPr>
+  </w:style>
+  <w:style w:type="paragraph" w:styleId="TOCHeading">
+    <w:name w:val="TOC Heading"/>
+    <w:basedOn w:val="Heading1"/>
+    <w:next w:val="BodyText"/>
+    <w:uiPriority w:val="39"/>
+    <w:unhideWhenUsed/>
     <w:qFormat/>
     <w:pPr>
-      <w:spacing w:before="0" w:after="0" w:line="480" w:lineRule="exact"/>
-      <w:ind w:firstLine="720"/>
+      <w:spacing w:before="240" w:line="259" w:lineRule="auto"/>
+      <w:outlineLvl w:val="9"/>
     </w:pPr>
-  </w:style>
-  <w:style w:type="paragraph" w:customStyle="1" w:styleId="FirstParagraph">
-    <w:name w:val="First Paragraph"/>
-    <w:basedOn w:val="BodyText"/>
-    <w:next w:val="BodyText"/>
-    <w:qFormat/>
-  </w:style>
-  <w:style w:type="paragraph" w:customStyle="1" w:styleId="Compact">
-    <w:name w:val="Compact"/>
+    <w:rPr>
+      <w:rFonts w:asciiTheme="majorHAnsi" w:eastAsiaTheme="majorEastAsia" w:hAnsiTheme="majorHAnsi" w:cstheme="majorBidi"/>
+      <w:b w:val="0"/>
+      <w:bCs w:val="0"/>
+      <w:color w:val="365F91" w:themeColor="accent1" w:themeShade="BF"/>
+    </w:rPr>
+  </w:style>
+  <w:style w:type="paragraph" w:customStyle="1" w:styleId="BodyContinue">
+    <w:name w:val="Body Continue"/>
     <w:basedOn w:val="BodyText"/>
     <w:qFormat/>
     <w:pPr>
+      <w:spacing w:before="0" w:after="0" w:line="552" w:lineRule="exact"/>
       <w:ind w:firstLine="0"/>
     </w:pPr>
   </w:style>
-  <w:style w:type="paragraph" w:customStyle="1" w:styleId="PrayerItem">
-    <w:name w:val="Prayer Item"/>
+  <w:style w:type="paragraph" w:customStyle="1" w:styleId="BodyKeep">
+    <w:name w:val="Body Keep"/>
     <w:basedOn w:val="BodyText"/>
-    <w:qFormat/>
-    <w:pPr>
-      <w:tabs>
-        <w:tab w:val="left" w:pos="1296"/>
-      </w:tabs>
-      <w:ind w:left="1296" w:firstLine="-576"/>
-    </w:pPr>
-  </w:style>
-  <w:style w:type="paragraph" w:styleId="BlockText">
-    <w:name w:val="Block Text"/>
-    <w:basedOn w:val="BodyText"/>
-    <w:next w:val="BodyText"/>
-    <w:uiPriority w:val="9"/>
-    <w:unhideWhenUsed/>
-    <w:qFormat/>
-    <w:pPr>
-      <w:ind w:left="720" w:right="720" w:firstLine="0"/>
-    </w:pPr>
-  </w:style>
-  <w:style w:type="paragraph" w:styleId="Heading1">
-    <w:name w:val="heading 1"/>
-    <w:basedOn w:val="Normal"/>
-    <w:next w:val="BodyText"/>
-    <w:uiPriority w:val="9"/>
     <w:qFormat/>
     <w:pPr>
       <w:keepNext/>
       <w:keepLines/>
-      <w:spacing w:before="480" w:after="0" w:line="480" w:lineRule="exact"/>
-      <w:jc w:val="center"/>
-      <w:outlineLvl w:val="0"/>
+      <w:spacing w:before="0" w:after="0" w:line="552" w:lineRule="exact"/>
     </w:pPr>
-    <w:rPr>
-      <w:b/>
-      <w:bCs/>
-      <w:color w:val="000000"/>
-      <w:sz w:val="24"/>
-      <w:szCs w:val="24"/>
-    </w:rPr>
-  </w:style>
-  <w:style w:type="paragraph" w:styleId="Heading2">
-    <w:name w:val="heading 2"/>
-    <w:basedOn w:val="Normal"/>
-    <w:next w:val="BodyText"/>
-    <w:uiPriority w:val="9"/>
-    <w:unhideWhenUsed/>
-    <w:qFormat/>
-    <w:pPr>
-      <w:keepNext/>
-      <w:keepLines/>
-      <w:spacing w:before="480" w:after="0" w:line="480" w:lineRule="exact"/>
-      <w:outlineLvl w:val="1"/>
-    </w:pPr>
-    <w:rPr>
-      <w:b/>
-      <w:bCs/>
-      <w:color w:val="000000"/>
-      <w:sz w:val="24"/>
-      <w:szCs w:val="24"/>
-    </w:rPr>
-  </w:style>
-  <w:style w:type="paragraph" w:styleId="Heading3">
-    <w:name w:val="heading 3"/>
-    <w:basedOn w:val="Normal"/>
-    <w:next w:val="BodyText"/>
-    <w:uiPriority w:val="9"/>
-    <w:unhideWhenUsed/>
-    <w:qFormat/>
-    <w:pPr>
-      <w:keepNext/>
-      <w:keepLines/>
-      <w:spacing w:before="480" w:after="0" w:line="480" w:lineRule="exact"/>
-      <w:outlineLvl w:val="2"/>
-    </w:pPr>
-    <w:rPr>
-      <w:b/>
-      <w:bCs/>
-      <w:i/>
-      <w:iCs/>
-      <w:color w:val="000000"/>
-      <w:sz w:val="24"/>
-      <w:szCs w:val="24"/>
-    </w:rPr>
-  </w:style>
-  <w:style w:type="paragraph" w:styleId="FootnoteText">
-    <w:name w:val="Footnote Text"/>
-    <w:basedOn w:val="Normal"/>
-    <w:uiPriority w:val="99"/>
-    <w:unhideWhenUsed/>
-    <w:pPr>
-      <w:spacing w:before="0" w:after="60" w:line="240" w:lineRule="auto"/>
-    </w:pPr>
-    <w:rPr>
-      <w:sz w:val="22"/>
-      <w:szCs w:val="22"/>
-    </w:rPr>
-  </w:style>
-  <w:style w:type="character" w:styleId="FootnoteReference">
-    <w:name w:val="Footnote Reference"/>
-    <w:uiPriority w:val="99"/>
-    <w:unhideWhenUsed/>
-    <w:rPr>
-      <w:vertAlign w:val="superscript"/>
-    </w:rPr>
   </w:style>
   <w:style w:type="paragraph" w:customStyle="1" w:styleId="SourceCode">
     <w:name w:val="Source Code"/>
